--- a/06-学生侧材料/讲义/2026-06-23-杂原子与生物高分子.docx
+++ b/06-学生侧材料/讲义/2026-06-23-杂原子与生物高分子.docx
@@ -2,7 +2,7 @@
 <file path=word/document.xml><?xml version="1.0" encoding="utf-8"?>
 <w:document xmlns:w="http://schemas.openxmlformats.org/wordprocessingml/2006/main" xmlns:m="http://schemas.openxmlformats.org/officeDocument/2006/math" xmlns:r="http://schemas.openxmlformats.org/officeDocument/2006/relationships" xmlns:o="urn:schemas-microsoft-com:office:office" xmlns:v="urn:schemas-microsoft-com:vml" xmlns:w10="urn:schemas-microsoft-com:office:word" xmlns:a="http://schemas.openxmlformats.org/drawingml/2006/main" xmlns:pic="http://schemas.openxmlformats.org/drawingml/2006/picture" xmlns:wp="http://schemas.openxmlformats.org/drawingml/2006/wordprocessingDrawing">
   <w:body>
-    <w:bookmarkStart w:id="54" w:name="专题杂原子与生物高分子提高班"/>
+    <w:bookmarkStart w:id="63" w:name="专题杂原子与生物高分子提高班"/>
     <w:p>
       <w:pPr>
         <w:pStyle w:val="Heading1"/>
@@ -319,7 +319,7 @@
           <w:p>
             <w:pPr>
               <w:pStyle w:val="Compact"/>
-              <w:jc w:val="left"/>
+              <w:jc w:val="center"/>
             </w:pPr>
             <w:r>
               <w:rPr>
@@ -351,7 +351,7 @@
           <w:p>
             <w:pPr>
               <w:pStyle w:val="Compact"/>
-              <w:jc w:val="left"/>
+              <w:jc w:val="center"/>
             </w:pPr>
             <w:r>
               <w:rPr>
@@ -367,7 +367,7 @@
           <w:p>
             <w:pPr>
               <w:pStyle w:val="Compact"/>
-              <w:jc w:val="left"/>
+              <w:jc w:val="center"/>
             </w:pPr>
             <w:r>
               <w:rPr>
@@ -383,7 +383,7 @@
           <w:p>
             <w:pPr>
               <w:pStyle w:val="Compact"/>
-              <w:jc w:val="left"/>
+              <w:jc w:val="center"/>
             </w:pPr>
             <w:r>
               <w:rPr>
@@ -401,7 +401,7 @@
           <w:p>
             <w:pPr>
               <w:pStyle w:val="Compact"/>
-              <w:jc w:val="left"/>
+              <w:jc w:val="center"/>
             </w:pPr>
             <w:r>
               <w:rPr>
@@ -433,7 +433,7 @@
           <w:p>
             <w:pPr>
               <w:pStyle w:val="Compact"/>
-              <w:jc w:val="left"/>
+              <w:jc w:val="center"/>
             </w:pPr>
             <w:r>
               <w:rPr>
@@ -448,7 +448,7 @@
           <w:p>
             <w:pPr>
               <w:pStyle w:val="Compact"/>
-              <w:jc w:val="left"/>
+              <w:jc w:val="center"/>
             </w:pPr>
             <w:r>
               <w:rPr>
@@ -463,7 +463,7 @@
           <w:p>
             <w:pPr>
               <w:pStyle w:val="Compact"/>
-              <w:jc w:val="left"/>
+              <w:jc w:val="center"/>
             </w:pPr>
             <w:r>
               <w:rPr>
@@ -480,7 +480,7 @@
           <w:p>
             <w:pPr>
               <w:pStyle w:val="Compact"/>
-              <w:jc w:val="left"/>
+              <w:jc w:val="center"/>
             </w:pPr>
             <w:r>
               <w:rPr>
@@ -512,7 +512,7 @@
           <w:p>
             <w:pPr>
               <w:pStyle w:val="Compact"/>
-              <w:jc w:val="left"/>
+              <w:jc w:val="center"/>
             </w:pPr>
             <w:r>
               <w:rPr>
@@ -527,7 +527,7 @@
           <w:p>
             <w:pPr>
               <w:pStyle w:val="Compact"/>
-              <w:jc w:val="left"/>
+              <w:jc w:val="center"/>
             </w:pPr>
             <w:r>
               <w:rPr>
@@ -542,7 +542,7 @@
           <w:p>
             <w:pPr>
               <w:pStyle w:val="Compact"/>
-              <w:jc w:val="left"/>
+              <w:jc w:val="center"/>
             </w:pPr>
             <w:r>
               <w:rPr>
@@ -559,7 +559,7 @@
           <w:p>
             <w:pPr>
               <w:pStyle w:val="Compact"/>
-              <w:jc w:val="left"/>
+              <w:jc w:val="center"/>
             </w:pPr>
             <w:r>
               <w:rPr>
@@ -591,7 +591,7 @@
           <w:p>
             <w:pPr>
               <w:pStyle w:val="Compact"/>
-              <w:jc w:val="left"/>
+              <w:jc w:val="center"/>
             </w:pPr>
             <w:r>
               <w:rPr>
@@ -606,7 +606,7 @@
           <w:p>
             <w:pPr>
               <w:pStyle w:val="Compact"/>
-              <w:jc w:val="left"/>
+              <w:jc w:val="center"/>
             </w:pPr>
             <w:r>
               <w:rPr>
@@ -621,7 +621,7 @@
           <w:p>
             <w:pPr>
               <w:pStyle w:val="Compact"/>
-              <w:jc w:val="left"/>
+              <w:jc w:val="center"/>
             </w:pPr>
             <w:r>
               <w:rPr>
@@ -638,7 +638,7 @@
           <w:p>
             <w:pPr>
               <w:pStyle w:val="Compact"/>
-              <w:jc w:val="left"/>
+              <w:jc w:val="center"/>
             </w:pPr>
             <w:r>
               <w:rPr>
@@ -670,7 +670,7 @@
           <w:p>
             <w:pPr>
               <w:pStyle w:val="Compact"/>
-              <w:jc w:val="left"/>
+              <w:jc w:val="center"/>
             </w:pPr>
             <w:r>
               <w:rPr>
@@ -685,7 +685,7 @@
           <w:p>
             <w:pPr>
               <w:pStyle w:val="Compact"/>
-              <w:jc w:val="left"/>
+              <w:jc w:val="center"/>
             </w:pPr>
             <w:r>
               <w:rPr>
@@ -700,7 +700,7 @@
           <w:p>
             <w:pPr>
               <w:pStyle w:val="Compact"/>
-              <w:jc w:val="left"/>
+              <w:jc w:val="center"/>
             </w:pPr>
             <w:r>
               <w:rPr>
@@ -717,7 +717,7 @@
           <w:p>
             <w:pPr>
               <w:pStyle w:val="Compact"/>
-              <w:jc w:val="left"/>
+              <w:jc w:val="center"/>
             </w:pPr>
             <w:r>
               <w:rPr>
@@ -749,7 +749,7 @@
           <w:p>
             <w:pPr>
               <w:pStyle w:val="Compact"/>
-              <w:jc w:val="left"/>
+              <w:jc w:val="center"/>
             </w:pPr>
             <w:r>
               <w:rPr>
@@ -764,7 +764,7 @@
           <w:p>
             <w:pPr>
               <w:pStyle w:val="Compact"/>
-              <w:jc w:val="left"/>
+              <w:jc w:val="center"/>
             </w:pPr>
             <w:r>
               <w:rPr>
@@ -779,7 +779,7 @@
           <w:p>
             <w:pPr>
               <w:pStyle w:val="Compact"/>
-              <w:jc w:val="left"/>
+              <w:jc w:val="center"/>
             </w:pPr>
             <w:r>
               <w:rPr>
@@ -1048,7 +1048,7 @@
           <w:p>
             <w:pPr>
               <w:pStyle w:val="Compact"/>
-              <w:jc w:val="left"/>
+              <w:jc w:val="center"/>
             </w:pPr>
             <w:r>
               <w:rPr>
@@ -1064,7 +1064,7 @@
           <w:p>
             <w:pPr>
               <w:pStyle w:val="Compact"/>
-              <w:jc w:val="left"/>
+              <w:jc w:val="center"/>
             </w:pPr>
             <w:r>
               <w:rPr>
@@ -1080,7 +1080,7 @@
           <w:p>
             <w:pPr>
               <w:pStyle w:val="Compact"/>
-              <w:jc w:val="left"/>
+              <w:jc w:val="center"/>
             </w:pPr>
             <w:r>
               <w:rPr>
@@ -1098,7 +1098,7 @@
           <w:p>
             <w:pPr>
               <w:pStyle w:val="Compact"/>
-              <w:jc w:val="left"/>
+              <w:jc w:val="center"/>
             </w:pPr>
             <w:r>
               <w:rPr>
@@ -1113,7 +1113,7 @@
           <w:p>
             <w:pPr>
               <w:pStyle w:val="Compact"/>
-              <w:jc w:val="left"/>
+              <w:jc w:val="center"/>
             </w:pPr>
             <w:r>
               <w:rPr>
@@ -1140,7 +1140,7 @@
           <w:p>
             <w:pPr>
               <w:pStyle w:val="Compact"/>
-              <w:jc w:val="left"/>
+              <w:jc w:val="center"/>
             </w:pPr>
             <w:r>
               <w:rPr>
@@ -1157,7 +1157,7 @@
           <w:p>
             <w:pPr>
               <w:pStyle w:val="Compact"/>
-              <w:jc w:val="left"/>
+              <w:jc w:val="center"/>
             </w:pPr>
             <w:r>
               <w:rPr>
@@ -1172,7 +1172,7 @@
           <w:p>
             <w:pPr>
               <w:pStyle w:val="Compact"/>
-              <w:jc w:val="left"/>
+              <w:jc w:val="center"/>
             </w:pPr>
             <w:r>
               <w:rPr>
@@ -1187,7 +1187,7 @@
           <w:p>
             <w:pPr>
               <w:pStyle w:val="Compact"/>
-              <w:jc w:val="left"/>
+              <w:jc w:val="center"/>
             </w:pPr>
             <w:r>
               <w:rPr>
@@ -1224,7 +1224,7 @@
           <w:p>
             <w:pPr>
               <w:pStyle w:val="Compact"/>
-              <w:jc w:val="left"/>
+              <w:jc w:val="center"/>
             </w:pPr>
             <w:r>
               <w:rPr>
@@ -1239,7 +1239,7 @@
           <w:p>
             <w:pPr>
               <w:pStyle w:val="Compact"/>
-              <w:jc w:val="left"/>
+              <w:jc w:val="center"/>
             </w:pPr>
             <w:r>
               <w:rPr>
@@ -1254,7 +1254,7 @@
           <w:p>
             <w:pPr>
               <w:pStyle w:val="Compact"/>
-              <w:jc w:val="left"/>
+              <w:jc w:val="center"/>
             </w:pPr>
             <w:r>
               <w:rPr>
@@ -1341,7 +1341,7 @@
           <w:p>
             <w:pPr>
               <w:pStyle w:val="Compact"/>
-              <w:jc w:val="left"/>
+              <w:jc w:val="center"/>
             </w:pPr>
             <w:r>
               <w:rPr>
@@ -1389,7 +1389,7 @@
           <w:p>
             <w:pPr>
               <w:pStyle w:val="Compact"/>
-              <w:jc w:val="left"/>
+              <w:jc w:val="center"/>
             </w:pPr>
             <w:r>
               <w:rPr>
@@ -1407,7 +1407,7 @@
           <w:p>
             <w:pPr>
               <w:pStyle w:val="Compact"/>
-              <w:jc w:val="left"/>
+              <w:jc w:val="center"/>
             </w:pPr>
             <w:r>
               <w:rPr>
@@ -1454,7 +1454,7 @@
           <w:p>
             <w:pPr>
               <w:pStyle w:val="Compact"/>
-              <w:jc w:val="left"/>
+              <w:jc w:val="center"/>
             </w:pPr>
             <w:r>
               <w:rPr>
@@ -1483,7 +1483,7 @@
           <w:p>
             <w:pPr>
               <w:pStyle w:val="Compact"/>
-              <w:jc w:val="left"/>
+              <w:jc w:val="center"/>
             </w:pPr>
             <w:r>
               <w:rPr>
@@ -1528,7 +1528,7 @@
           <w:p>
             <w:pPr>
               <w:pStyle w:val="Compact"/>
-              <w:jc w:val="left"/>
+              <w:jc w:val="center"/>
             </w:pPr>
             <w:r>
               <w:rPr>
@@ -1545,7 +1545,7 @@
           <w:p>
             <w:pPr>
               <w:pStyle w:val="Compact"/>
-              <w:jc w:val="left"/>
+              <w:jc w:val="center"/>
             </w:pPr>
             <w:r>
               <w:rPr>
@@ -1590,7 +1590,7 @@
           <w:p>
             <w:pPr>
               <w:pStyle w:val="Compact"/>
-              <w:jc w:val="left"/>
+              <w:jc w:val="center"/>
             </w:pPr>
             <w:r>
               <w:rPr>
@@ -1607,7 +1607,7 @@
           <w:p>
             <w:pPr>
               <w:pStyle w:val="Compact"/>
-              <w:jc w:val="left"/>
+              <w:jc w:val="center"/>
             </w:pPr>
             <w:r>
               <w:rPr>
@@ -1652,7 +1652,7 @@
           <w:p>
             <w:pPr>
               <w:pStyle w:val="Compact"/>
-              <w:jc w:val="left"/>
+              <w:jc w:val="center"/>
             </w:pPr>
             <w:r>
               <w:rPr>
@@ -1669,7 +1669,7 @@
           <w:p>
             <w:pPr>
               <w:pStyle w:val="Compact"/>
-              <w:jc w:val="left"/>
+              <w:jc w:val="center"/>
             </w:pPr>
             <w:r>
               <w:rPr>
@@ -1714,7 +1714,7 @@
           <w:p>
             <w:pPr>
               <w:pStyle w:val="Compact"/>
-              <w:jc w:val="left"/>
+              <w:jc w:val="center"/>
             </w:pPr>
             <w:r>
               <w:rPr>
@@ -1731,7 +1731,7 @@
           <w:p>
             <w:pPr>
               <w:pStyle w:val="Compact"/>
-              <w:jc w:val="left"/>
+              <w:jc w:val="center"/>
             </w:pPr>
             <w:r>
               <w:rPr>
@@ -1776,7 +1776,7 @@
           <w:p>
             <w:pPr>
               <w:pStyle w:val="Compact"/>
-              <w:jc w:val="left"/>
+              <w:jc w:val="center"/>
             </w:pPr>
             <w:r>
               <w:rPr>
@@ -1793,7 +1793,7 @@
           <w:p>
             <w:pPr>
               <w:pStyle w:val="Compact"/>
-              <w:jc w:val="left"/>
+              <w:jc w:val="center"/>
             </w:pPr>
             <w:r>
               <w:rPr>
@@ -1838,7 +1838,7 @@
           <w:p>
             <w:pPr>
               <w:pStyle w:val="Compact"/>
-              <w:jc w:val="left"/>
+              <w:jc w:val="center"/>
             </w:pPr>
             <w:r>
               <w:rPr>
@@ -1854,12 +1854,6 @@
       <w:pPr>
         <w:pStyle w:val="BlockText"/>
       </w:pPr>
-      <w:r>
-        <w:t xml:space="preserve">💡</w:t>
-      </w:r>
-      <w:r>
-        <w:t xml:space="preserve"> </w:t>
-      </w:r>
       <w:r>
         <w:rPr>
           <w:rFonts w:hint="eastAsia" w:eastAsia="SimSun" w:ascii="Times New Roman" w:hAnsi="Times New Roman"/>
@@ -1968,7 +1962,7 @@
           <w:p>
             <w:pPr>
               <w:pStyle w:val="Compact"/>
-              <w:jc w:val="left"/>
+              <w:jc w:val="center"/>
             </w:pPr>
             <w:r>
               <w:rPr>
@@ -1984,7 +1978,7 @@
           <w:p>
             <w:pPr>
               <w:pStyle w:val="Compact"/>
-              <w:jc w:val="left"/>
+              <w:jc w:val="center"/>
             </w:pPr>
             <w:r>
               <w:rPr>
@@ -2000,7 +1994,7 @@
           <w:p>
             <w:pPr>
               <w:pStyle w:val="Compact"/>
-              <w:jc w:val="left"/>
+              <w:jc w:val="center"/>
             </w:pPr>
             <w:r>
               <w:rPr>
@@ -2034,7 +2028,7 @@
           <w:p>
             <w:pPr>
               <w:pStyle w:val="Compact"/>
-              <w:jc w:val="left"/>
+              <w:jc w:val="center"/>
             </w:pPr>
             <w:r>
               <w:rPr>
@@ -2049,7 +2043,7 @@
           <w:p>
             <w:pPr>
               <w:pStyle w:val="Compact"/>
-              <w:jc w:val="left"/>
+              <w:jc w:val="center"/>
             </w:pPr>
             <w:r>
               <w:rPr>
@@ -2064,7 +2058,7 @@
           <w:p>
             <w:pPr>
               <w:pStyle w:val="Compact"/>
-              <w:jc w:val="left"/>
+              <w:jc w:val="center"/>
             </w:pPr>
             <w:r>
               <w:rPr>
@@ -2098,7 +2092,7 @@
           <w:p>
             <w:pPr>
               <w:pStyle w:val="Compact"/>
-              <w:jc w:val="left"/>
+              <w:jc w:val="center"/>
             </w:pPr>
             <w:r>
               <w:rPr>
@@ -2113,7 +2107,7 @@
           <w:p>
             <w:pPr>
               <w:pStyle w:val="Compact"/>
-              <w:jc w:val="left"/>
+              <w:jc w:val="center"/>
             </w:pPr>
             <w:r>
               <w:rPr>
@@ -2128,7 +2122,7 @@
           <w:p>
             <w:pPr>
               <w:pStyle w:val="Compact"/>
-              <w:jc w:val="left"/>
+              <w:jc w:val="center"/>
             </w:pPr>
             <w:r>
               <w:rPr>
@@ -2162,7 +2156,7 @@
           <w:p>
             <w:pPr>
               <w:pStyle w:val="Compact"/>
-              <w:jc w:val="left"/>
+              <w:jc w:val="center"/>
             </w:pPr>
             <w:r>
               <w:rPr>
@@ -2177,7 +2171,7 @@
           <w:p>
             <w:pPr>
               <w:pStyle w:val="Compact"/>
-              <w:jc w:val="left"/>
+              <w:jc w:val="center"/>
             </w:pPr>
             <w:r>
               <w:rPr>
@@ -2192,7 +2186,7 @@
           <w:p>
             <w:pPr>
               <w:pStyle w:val="Compact"/>
-              <w:jc w:val="left"/>
+              <w:jc w:val="center"/>
             </w:pPr>
             <w:r>
               <w:rPr>
@@ -2226,7 +2220,7 @@
           <w:p>
             <w:pPr>
               <w:pStyle w:val="Compact"/>
-              <w:jc w:val="left"/>
+              <w:jc w:val="center"/>
             </w:pPr>
             <w:r>
               <w:rPr>
@@ -2241,7 +2235,7 @@
           <w:p>
             <w:pPr>
               <w:pStyle w:val="Compact"/>
-              <w:jc w:val="left"/>
+              <w:jc w:val="center"/>
             </w:pPr>
             <w:r>
               <w:rPr>
@@ -2256,7 +2250,7 @@
           <w:p>
             <w:pPr>
               <w:pStyle w:val="Compact"/>
-              <w:jc w:val="left"/>
+              <w:jc w:val="center"/>
             </w:pPr>
             <w:r>
               <w:rPr>
@@ -2288,7 +2282,7 @@
           <w:p>
             <w:pPr>
               <w:pStyle w:val="Compact"/>
-              <w:jc w:val="left"/>
+              <w:jc w:val="center"/>
             </w:pPr>
             <w:r>
               <w:rPr>
@@ -2303,7 +2297,7 @@
           <w:p>
             <w:pPr>
               <w:pStyle w:val="Compact"/>
-              <w:jc w:val="left"/>
+              <w:jc w:val="center"/>
             </w:pPr>
             <w:r>
               <w:rPr>
@@ -2318,7 +2312,7 @@
           <w:p>
             <w:pPr>
               <w:pStyle w:val="Compact"/>
-              <w:jc w:val="left"/>
+              <w:jc w:val="center"/>
             </w:pPr>
             <w:r>
               <w:rPr>
@@ -2350,7 +2344,7 @@
           <w:p>
             <w:pPr>
               <w:pStyle w:val="Compact"/>
-              <w:jc w:val="left"/>
+              <w:jc w:val="center"/>
             </w:pPr>
             <w:r>
               <w:rPr>
@@ -2365,7 +2359,7 @@
           <w:p>
             <w:pPr>
               <w:pStyle w:val="Compact"/>
-              <w:jc w:val="left"/>
+              <w:jc w:val="center"/>
             </w:pPr>
             <w:r>
               <w:rPr>
@@ -2380,7 +2374,7 @@
           <w:p>
             <w:pPr>
               <w:pStyle w:val="Compact"/>
-              <w:jc w:val="left"/>
+              <w:jc w:val="center"/>
             </w:pPr>
             <w:r>
               <w:rPr>
@@ -2518,12 +2512,6 @@
       <w:pPr>
         <w:pStyle w:val="BlockText"/>
       </w:pPr>
-      <w:r>
-        <w:t xml:space="preserve">⚠️</w:t>
-      </w:r>
-      <w:r>
-        <w:t xml:space="preserve"> </w:t>
-      </w:r>
       <w:r>
         <w:rPr>
           <w:rFonts w:hint="eastAsia" w:eastAsia="SimSun" w:ascii="Times New Roman" w:hAnsi="Times New Roman"/>
@@ -2597,7 +2585,7 @@
           <w:p>
             <w:pPr>
               <w:pStyle w:val="Compact"/>
-              <w:jc w:val="left"/>
+              <w:jc w:val="center"/>
             </w:pPr>
             <w:r>
               <w:rPr>
@@ -2613,7 +2601,7 @@
           <w:p>
             <w:pPr>
               <w:pStyle w:val="Compact"/>
-              <w:jc w:val="left"/>
+              <w:jc w:val="center"/>
             </w:pPr>
             <w:r>
               <w:rPr>
@@ -2645,7 +2633,7 @@
           <w:p>
             <w:pPr>
               <w:pStyle w:val="Compact"/>
-              <w:jc w:val="left"/>
+              <w:jc w:val="center"/>
             </w:pPr>
             <w:r>
               <w:rPr>
@@ -2663,7 +2651,7 @@
           <w:p>
             <w:pPr>
               <w:pStyle w:val="Compact"/>
-              <w:jc w:val="left"/>
+              <w:jc w:val="center"/>
             </w:pPr>
             <w:r>
               <w:rPr>
@@ -2678,7 +2666,7 @@
           <w:p>
             <w:pPr>
               <w:pStyle w:val="Compact"/>
-              <w:jc w:val="left"/>
+              <w:jc w:val="center"/>
             </w:pPr>
             <w:r>
               <w:rPr>
@@ -2708,7 +2696,7 @@
           <w:p>
             <w:pPr>
               <w:pStyle w:val="Compact"/>
-              <w:jc w:val="left"/>
+              <w:jc w:val="center"/>
             </w:pPr>
             <w:r>
               <w:rPr>
@@ -2725,7 +2713,7 @@
           <w:p>
             <w:pPr>
               <w:pStyle w:val="Compact"/>
-              <w:jc w:val="left"/>
+              <w:jc w:val="center"/>
             </w:pPr>
             <w:r>
               <w:rPr>
@@ -2740,7 +2728,7 @@
           <w:p>
             <w:pPr>
               <w:pStyle w:val="Compact"/>
-              <w:jc w:val="left"/>
+              <w:jc w:val="center"/>
             </w:pPr>
             <w:r>
               <w:rPr>
@@ -2770,7 +2758,7 @@
           <w:p>
             <w:pPr>
               <w:pStyle w:val="Compact"/>
-              <w:jc w:val="left"/>
+              <w:jc w:val="center"/>
             </w:pPr>
             <w:r>
               <w:rPr>
@@ -2799,7 +2787,7 @@
           <w:p>
             <w:pPr>
               <w:pStyle w:val="Compact"/>
-              <w:jc w:val="left"/>
+              <w:jc w:val="center"/>
             </w:pPr>
             <w:r>
               <w:rPr>
@@ -2814,7 +2802,7 @@
           <w:p>
             <w:pPr>
               <w:pStyle w:val="Compact"/>
-              <w:jc w:val="left"/>
+              <w:jc w:val="center"/>
             </w:pPr>
             <w:r>
               <w:rPr>
@@ -2844,7 +2832,7 @@
           <w:p>
             <w:pPr>
               <w:pStyle w:val="Compact"/>
-              <w:jc w:val="left"/>
+              <w:jc w:val="center"/>
             </w:pPr>
             <w:r>
               <w:rPr>
@@ -3065,12 +3053,6 @@
       <w:pPr>
         <w:pStyle w:val="BlockText"/>
       </w:pPr>
-      <w:r>
-        <w:t xml:space="preserve">💡</w:t>
-      </w:r>
-      <w:r>
-        <w:t xml:space="preserve"> </w:t>
-      </w:r>
       <w:r>
         <w:rPr>
           <w:rFonts w:hint="eastAsia" w:eastAsia="SimSun" w:ascii="Times New Roman" w:hAnsi="Times New Roman"/>
@@ -3171,7 +3153,7 @@
           <w:p>
             <w:pPr>
               <w:pStyle w:val="Compact"/>
-              <w:jc w:val="left"/>
+              <w:jc w:val="center"/>
             </w:pPr>
             <w:r>
               <w:rPr>
@@ -3187,7 +3169,7 @@
           <w:p>
             <w:pPr>
               <w:pStyle w:val="Compact"/>
-              <w:jc w:val="left"/>
+              <w:jc w:val="center"/>
             </w:pPr>
             <w:r>
               <w:rPr>
@@ -3203,7 +3185,7 @@
           <w:p>
             <w:pPr>
               <w:pStyle w:val="Compact"/>
-              <w:jc w:val="left"/>
+              <w:jc w:val="center"/>
             </w:pPr>
             <w:r>
               <w:rPr>
@@ -3221,7 +3203,7 @@
           <w:p>
             <w:pPr>
               <w:pStyle w:val="Compact"/>
-              <w:jc w:val="left"/>
+              <w:jc w:val="center"/>
             </w:pPr>
             <w:r>
               <w:rPr>
@@ -3236,7 +3218,7 @@
           <w:p>
             <w:pPr>
               <w:pStyle w:val="Compact"/>
-              <w:jc w:val="left"/>
+              <w:jc w:val="center"/>
             </w:pPr>
             <w:r>
               <w:rPr>
@@ -3251,7 +3233,7 @@
           <w:p>
             <w:pPr>
               <w:pStyle w:val="Compact"/>
-              <w:jc w:val="left"/>
+              <w:jc w:val="center"/>
             </w:pPr>
             <w:r>
               <w:rPr>
@@ -3268,7 +3250,7 @@
           <w:p>
             <w:pPr>
               <w:pStyle w:val="Compact"/>
-              <w:jc w:val="left"/>
+              <w:jc w:val="center"/>
             </w:pPr>
             <w:r>
               <w:rPr>
@@ -3283,7 +3265,7 @@
           <w:p>
             <w:pPr>
               <w:pStyle w:val="Compact"/>
-              <w:jc w:val="left"/>
+              <w:jc w:val="center"/>
             </w:pPr>
             <w:r>
               <w:rPr>
@@ -3298,7 +3280,7 @@
           <w:p>
             <w:pPr>
               <w:pStyle w:val="Compact"/>
-              <w:jc w:val="left"/>
+              <w:jc w:val="center"/>
             </w:pPr>
             <w:r>
               <w:rPr>
@@ -3315,7 +3297,7 @@
           <w:p>
             <w:pPr>
               <w:pStyle w:val="Compact"/>
-              <w:jc w:val="left"/>
+              <w:jc w:val="center"/>
             </w:pPr>
             <w:r>
               <w:rPr>
@@ -3330,7 +3312,7 @@
           <w:p>
             <w:pPr>
               <w:pStyle w:val="Compact"/>
-              <w:jc w:val="left"/>
+              <w:jc w:val="center"/>
             </w:pPr>
             <w:r>
               <w:rPr>
@@ -3345,7 +3327,7 @@
           <w:p>
             <w:pPr>
               <w:pStyle w:val="Compact"/>
-              <w:jc w:val="left"/>
+              <w:jc w:val="center"/>
             </w:pPr>
             <w:r>
               <w:rPr>
@@ -3362,7 +3344,7 @@
           <w:p>
             <w:pPr>
               <w:pStyle w:val="Compact"/>
-              <w:jc w:val="left"/>
+              <w:jc w:val="center"/>
             </w:pPr>
             <w:r>
               <w:rPr>
@@ -3377,7 +3359,7 @@
           <w:p>
             <w:pPr>
               <w:pStyle w:val="Compact"/>
-              <w:jc w:val="left"/>
+              <w:jc w:val="center"/>
             </w:pPr>
             <w:r>
               <w:rPr>
@@ -3392,7 +3374,7 @@
           <w:p>
             <w:pPr>
               <w:pStyle w:val="Compact"/>
-              <w:jc w:val="left"/>
+              <w:jc w:val="center"/>
             </w:pPr>
             <w:r>
               <w:rPr>
@@ -3598,9 +3580,6 @@
       <w:pPr>
         <w:pStyle w:val="BlockText"/>
       </w:pPr>
-      <w:r>
-        <w:t xml:space="preserve">💡 </w:t>
-      </w:r>
       <w:r>
         <w:rPr>
           <w:rFonts w:hint="eastAsia" w:eastAsia="SimSun" w:ascii="Times New Roman" w:hAnsi="Times New Roman"/>
@@ -3684,7 +3663,7 @@
           <w:p>
             <w:pPr>
               <w:pStyle w:val="Compact"/>
-              <w:jc w:val="left"/>
+              <w:jc w:val="center"/>
             </w:pPr>
             <w:r>
               <w:rPr>
@@ -3716,7 +3695,7 @@
           <w:p>
             <w:pPr>
               <w:pStyle w:val="Compact"/>
-              <w:jc w:val="left"/>
+              <w:jc w:val="center"/>
             </w:pPr>
             <w:r>
               <w:rPr>
@@ -3734,7 +3713,7 @@
           <w:p>
             <w:pPr>
               <w:pStyle w:val="Compact"/>
-              <w:jc w:val="left"/>
+              <w:jc w:val="center"/>
             </w:pPr>
             <w:r>
               <w:rPr>
@@ -3770,7 +3749,7 @@
           <w:p>
             <w:pPr>
               <w:pStyle w:val="Compact"/>
-              <w:jc w:val="left"/>
+              <w:jc w:val="center"/>
             </w:pPr>
             <w:r>
               <w:rPr>
@@ -3787,7 +3766,7 @@
           <w:p>
             <w:pPr>
               <w:pStyle w:val="Compact"/>
-              <w:jc w:val="left"/>
+              <w:jc w:val="center"/>
             </w:pPr>
             <w:r>
               <w:rPr>
@@ -3827,7 +3806,7 @@
           <w:p>
             <w:pPr>
               <w:pStyle w:val="Compact"/>
-              <w:jc w:val="left"/>
+              <w:jc w:val="center"/>
             </w:pPr>
             <w:r>
               <w:rPr>
@@ -3844,7 +3823,7 @@
           <w:p>
             <w:pPr>
               <w:pStyle w:val="Compact"/>
-              <w:jc w:val="left"/>
+              <w:jc w:val="center"/>
             </w:pPr>
             <w:r>
               <w:rPr>
@@ -3884,7 +3863,7 @@
           <w:p>
             <w:pPr>
               <w:pStyle w:val="Compact"/>
-              <w:jc w:val="left"/>
+              <w:jc w:val="center"/>
             </w:pPr>
             <w:r>
               <w:rPr>
@@ -3901,7 +3880,7 @@
           <w:p>
             <w:pPr>
               <w:pStyle w:val="Compact"/>
-              <w:jc w:val="left"/>
+              <w:jc w:val="center"/>
             </w:pPr>
             <w:r>
               <w:rPr>
@@ -3941,7 +3920,7 @@
           <w:p>
             <w:pPr>
               <w:pStyle w:val="Compact"/>
-              <w:jc w:val="left"/>
+              <w:jc w:val="center"/>
             </w:pPr>
             <w:r>
               <w:rPr>
@@ -3958,7 +3937,7 @@
           <w:p>
             <w:pPr>
               <w:pStyle w:val="Compact"/>
-              <w:jc w:val="left"/>
+              <w:jc w:val="center"/>
             </w:pPr>
             <w:r>
               <w:rPr>
@@ -3998,7 +3977,7 @@
           <w:p>
             <w:pPr>
               <w:pStyle w:val="Compact"/>
-              <w:jc w:val="left"/>
+              <w:jc w:val="center"/>
             </w:pPr>
             <w:r>
               <w:rPr>
@@ -4015,7 +3994,7 @@
           <w:p>
             <w:pPr>
               <w:pStyle w:val="Compact"/>
-              <w:jc w:val="left"/>
+              <w:jc w:val="center"/>
             </w:pPr>
             <w:r>
               <w:rPr>
@@ -4045,7 +4024,7 @@
           <w:p>
             <w:pPr>
               <w:pStyle w:val="Compact"/>
-              <w:jc w:val="left"/>
+              <w:jc w:val="center"/>
             </w:pPr>
             <w:r>
               <w:rPr>
@@ -4062,7 +4041,7 @@
           <w:p>
             <w:pPr>
               <w:pStyle w:val="Compact"/>
-              <w:jc w:val="left"/>
+              <w:jc w:val="center"/>
             </w:pPr>
             <w:r>
               <w:rPr>
@@ -4092,7 +4071,7 @@
           <w:p>
             <w:pPr>
               <w:pStyle w:val="Compact"/>
-              <w:jc w:val="left"/>
+              <w:jc w:val="center"/>
             </w:pPr>
             <w:r>
               <w:rPr>
@@ -4108,12 +4087,6 @@
       <w:pPr>
         <w:pStyle w:val="BlockText"/>
       </w:pPr>
-      <w:r>
-        <w:t xml:space="preserve">⚠️</w:t>
-      </w:r>
-      <w:r>
-        <w:t xml:space="preserve"> </w:t>
-      </w:r>
       <w:r>
         <w:rPr>
           <w:rFonts w:hint="eastAsia" w:eastAsia="SimSun" w:ascii="Times New Roman" w:hAnsi="Times New Roman"/>
@@ -4195,7 +4168,7 @@
           <w:p>
             <w:pPr>
               <w:pStyle w:val="Compact"/>
-              <w:jc w:val="left"/>
+              <w:jc w:val="center"/>
             </w:pPr>
             <w:r>
               <w:rPr>
@@ -4211,7 +4184,7 @@
           <w:p>
             <w:pPr>
               <w:pStyle w:val="Compact"/>
-              <w:jc w:val="left"/>
+              <w:jc w:val="center"/>
             </w:pPr>
             <w:r>
               <w:rPr>
@@ -4275,7 +4248,7 @@
           <w:p>
             <w:pPr>
               <w:pStyle w:val="Compact"/>
-              <w:jc w:val="left"/>
+              <w:jc w:val="center"/>
             </w:pPr>
             <w:r>
               <w:rPr>
@@ -4293,7 +4266,7 @@
           <w:p>
             <w:pPr>
               <w:pStyle w:val="Compact"/>
-              <w:jc w:val="left"/>
+              <w:jc w:val="center"/>
             </w:pPr>
             <w:r>
               <w:rPr>
@@ -4310,7 +4283,7 @@
           <w:p>
             <w:pPr>
               <w:pStyle w:val="Compact"/>
-              <w:jc w:val="left"/>
+              <w:jc w:val="center"/>
             </w:pPr>
             <w:r>
               <w:rPr>
@@ -4372,7 +4345,7 @@
           <w:p>
             <w:pPr>
               <w:pStyle w:val="Compact"/>
-              <w:jc w:val="left"/>
+              <w:jc w:val="center"/>
             </w:pPr>
             <w:r>
               <w:rPr>
@@ -4389,7 +4362,7 @@
           <w:p>
             <w:pPr>
               <w:pStyle w:val="Compact"/>
-              <w:jc w:val="left"/>
+              <w:jc w:val="center"/>
             </w:pPr>
             <w:r>
               <w:rPr>
@@ -4406,7 +4379,7 @@
           <w:p>
             <w:pPr>
               <w:pStyle w:val="Compact"/>
-              <w:jc w:val="left"/>
+              <w:jc w:val="center"/>
             </w:pPr>
             <w:r>
               <w:rPr>
@@ -4468,7 +4441,7 @@
           <w:p>
             <w:pPr>
               <w:pStyle w:val="Compact"/>
-              <w:jc w:val="left"/>
+              <w:jc w:val="center"/>
             </w:pPr>
             <w:r>
               <w:rPr>
@@ -4485,7 +4458,7 @@
           <w:p>
             <w:pPr>
               <w:pStyle w:val="Compact"/>
-              <w:jc w:val="left"/>
+              <w:jc w:val="center"/>
             </w:pPr>
             <w:r>
               <w:rPr>
@@ -4502,7 +4475,7 @@
           <w:p>
             <w:pPr>
               <w:pStyle w:val="Compact"/>
-              <w:jc w:val="left"/>
+              <w:jc w:val="center"/>
             </w:pPr>
             <w:r>
               <w:rPr>
@@ -4564,7 +4537,7 @@
           <w:p>
             <w:pPr>
               <w:pStyle w:val="Compact"/>
-              <w:jc w:val="left"/>
+              <w:jc w:val="center"/>
             </w:pPr>
             <w:r>
               <w:rPr>
@@ -4743,7 +4716,7 @@
           <w:p>
             <w:pPr>
               <w:pStyle w:val="Compact"/>
-              <w:jc w:val="left"/>
+              <w:jc w:val="center"/>
             </w:pPr>
             <w:r>
               <w:rPr>
@@ -4759,7 +4732,7 @@
           <w:p>
             <w:pPr>
               <w:pStyle w:val="Compact"/>
-              <w:jc w:val="left"/>
+              <w:jc w:val="center"/>
             </w:pPr>
             <w:r>
               <w:rPr>
@@ -4841,7 +4814,7 @@
           <w:p>
             <w:pPr>
               <w:pStyle w:val="Compact"/>
-              <w:jc w:val="left"/>
+              <w:jc w:val="center"/>
             </w:pPr>
             <w:r>
               <w:rPr>
@@ -4858,7 +4831,7 @@
           <w:p>
             <w:pPr>
               <w:pStyle w:val="Compact"/>
-              <w:jc w:val="left"/>
+              <w:jc w:val="center"/>
             </w:pPr>
             <w:r>
               <w:rPr>
@@ -4935,7 +4908,7 @@
           <w:p>
             <w:pPr>
               <w:pStyle w:val="Compact"/>
-              <w:jc w:val="left"/>
+              <w:jc w:val="center"/>
             </w:pPr>
             <w:r>
               <w:rPr>
@@ -4952,7 +4925,7 @@
           <w:p>
             <w:pPr>
               <w:pStyle w:val="Compact"/>
-              <w:jc w:val="left"/>
+              <w:jc w:val="center"/>
             </w:pPr>
             <w:r>
               <w:rPr>
@@ -5029,7 +5002,7 @@
           <w:p>
             <w:pPr>
               <w:pStyle w:val="Compact"/>
-              <w:jc w:val="left"/>
+              <w:jc w:val="center"/>
             </w:pPr>
             <w:r>
               <w:rPr>
@@ -5046,7 +5019,7 @@
           <w:p>
             <w:pPr>
               <w:pStyle w:val="Compact"/>
-              <w:jc w:val="left"/>
+              <w:jc w:val="center"/>
             </w:pPr>
             <w:r>
               <w:rPr>
@@ -5203,7 +5176,7 @@
           <w:p>
             <w:pPr>
               <w:pStyle w:val="Compact"/>
-              <w:jc w:val="left"/>
+              <w:jc w:val="center"/>
             </w:pPr>
             <w:r>
               <w:rPr>
@@ -5219,7 +5192,7 @@
           <w:p>
             <w:pPr>
               <w:pStyle w:val="Compact"/>
-              <w:jc w:val="left"/>
+              <w:jc w:val="center"/>
             </w:pPr>
             <w:r>
               <w:rPr>
@@ -5267,7 +5240,7 @@
           <w:p>
             <w:pPr>
               <w:pStyle w:val="Compact"/>
-              <w:jc w:val="left"/>
+              <w:jc w:val="center"/>
             </w:pPr>
             <w:r>
               <w:rPr>
@@ -5285,7 +5258,7 @@
           <w:p>
             <w:pPr>
               <w:pStyle w:val="Compact"/>
-              <w:jc w:val="left"/>
+              <w:jc w:val="center"/>
             </w:pPr>
             <w:r>
               <w:rPr>
@@ -5302,7 +5275,7 @@
           <w:p>
             <w:pPr>
               <w:pStyle w:val="Compact"/>
-              <w:jc w:val="left"/>
+              <w:jc w:val="center"/>
             </w:pPr>
             <w:r>
               <w:rPr>
@@ -5355,7 +5328,7 @@
           <w:p>
             <w:pPr>
               <w:pStyle w:val="Compact"/>
-              <w:jc w:val="left"/>
+              <w:jc w:val="center"/>
             </w:pPr>
             <w:r>
               <w:rPr>
@@ -5372,7 +5345,7 @@
           <w:p>
             <w:pPr>
               <w:pStyle w:val="Compact"/>
-              <w:jc w:val="left"/>
+              <w:jc w:val="center"/>
             </w:pPr>
             <w:r>
               <w:rPr>
@@ -5389,7 +5362,7 @@
           <w:p>
             <w:pPr>
               <w:pStyle w:val="Compact"/>
-              <w:jc w:val="left"/>
+              <w:jc w:val="center"/>
             </w:pPr>
             <w:r>
               <w:rPr>
@@ -5434,7 +5407,7 @@
           <w:p>
             <w:pPr>
               <w:pStyle w:val="Compact"/>
-              <w:jc w:val="left"/>
+              <w:jc w:val="center"/>
             </w:pPr>
             <w:r>
               <w:rPr>
@@ -5450,12 +5423,6 @@
       <w:pPr>
         <w:pStyle w:val="BlockText"/>
       </w:pPr>
-      <w:r>
-        <w:t xml:space="preserve">💡</w:t>
-      </w:r>
-      <w:r>
-        <w:t xml:space="preserve"> </w:t>
-      </w:r>
       <w:r>
         <w:rPr>
           <w:rFonts w:hint="eastAsia" w:eastAsia="SimSun" w:ascii="Times New Roman" w:hAnsi="Times New Roman"/>
@@ -5509,7 +5476,7 @@
           <w:p>
             <w:pPr>
               <w:pStyle w:val="Compact"/>
-              <w:jc w:val="left"/>
+              <w:jc w:val="center"/>
             </w:pPr>
             <w:r>
               <w:rPr>
@@ -5525,7 +5492,7 @@
           <w:p>
             <w:pPr>
               <w:pStyle w:val="Compact"/>
-              <w:jc w:val="left"/>
+              <w:jc w:val="center"/>
             </w:pPr>
             <w:r>
               <w:rPr>
@@ -5541,7 +5508,7 @@
           <w:p>
             <w:pPr>
               <w:pStyle w:val="Compact"/>
-              <w:jc w:val="left"/>
+              <w:jc w:val="center"/>
             </w:pPr>
             <w:r>
               <w:rPr>
@@ -5557,7 +5524,7 @@
           <w:p>
             <w:pPr>
               <w:pStyle w:val="Compact"/>
-              <w:jc w:val="left"/>
+              <w:jc w:val="center"/>
             </w:pPr>
             <w:r>
               <w:rPr>
@@ -5575,7 +5542,7 @@
           <w:p>
             <w:pPr>
               <w:pStyle w:val="Compact"/>
-              <w:jc w:val="left"/>
+              <w:jc w:val="center"/>
             </w:pPr>
             <w:r>
               <w:rPr>
@@ -5592,7 +5559,7 @@
           <w:p>
             <w:pPr>
               <w:pStyle w:val="Compact"/>
-              <w:jc w:val="left"/>
+              <w:jc w:val="center"/>
             </w:pPr>
             <w:r>
               <w:rPr>
@@ -5607,7 +5574,7 @@
           <w:p>
             <w:pPr>
               <w:pStyle w:val="Compact"/>
-              <w:jc w:val="left"/>
+              <w:jc w:val="center"/>
             </w:pPr>
             <w:r>
               <w:rPr>
@@ -5622,7 +5589,7 @@
           <w:p>
             <w:pPr>
               <w:pStyle w:val="Compact"/>
-              <w:jc w:val="left"/>
+              <w:jc w:val="center"/>
             </w:pPr>
             <w:r>
               <w:rPr>
@@ -5639,7 +5606,7 @@
           <w:p>
             <w:pPr>
               <w:pStyle w:val="Compact"/>
-              <w:jc w:val="left"/>
+              <w:jc w:val="center"/>
             </w:pPr>
             <w:r>
               <w:rPr>
@@ -5656,7 +5623,7 @@
           <w:p>
             <w:pPr>
               <w:pStyle w:val="Compact"/>
-              <w:jc w:val="left"/>
+              <w:jc w:val="center"/>
             </w:pPr>
             <w:r>
               <w:rPr>
@@ -5671,7 +5638,7 @@
           <w:p>
             <w:pPr>
               <w:pStyle w:val="Compact"/>
-              <w:jc w:val="left"/>
+              <w:jc w:val="center"/>
             </w:pPr>
             <w:r>
               <w:rPr>
@@ -5686,7 +5653,7 @@
           <w:p>
             <w:pPr>
               <w:pStyle w:val="Compact"/>
-              <w:jc w:val="left"/>
+              <w:jc w:val="center"/>
             </w:pPr>
             <w:r>
               <w:rPr>
@@ -5703,7 +5670,7 @@
           <w:p>
             <w:pPr>
               <w:pStyle w:val="Compact"/>
-              <w:jc w:val="left"/>
+              <w:jc w:val="center"/>
             </w:pPr>
             <w:r>
               <w:rPr>
@@ -5720,7 +5687,7 @@
           <w:p>
             <w:pPr>
               <w:pStyle w:val="Compact"/>
-              <w:jc w:val="left"/>
+              <w:jc w:val="center"/>
             </w:pPr>
             <w:r>
               <w:rPr>
@@ -5735,7 +5702,7 @@
           <w:p>
             <w:pPr>
               <w:pStyle w:val="Compact"/>
-              <w:jc w:val="left"/>
+              <w:jc w:val="center"/>
             </w:pPr>
             <w:r>
               <w:rPr>
@@ -5750,7 +5717,7 @@
           <w:p>
             <w:pPr>
               <w:pStyle w:val="Compact"/>
-              <w:jc w:val="left"/>
+              <w:jc w:val="center"/>
             </w:pPr>
             <w:r>
               <w:rPr>
@@ -5767,7 +5734,7 @@
           <w:p>
             <w:pPr>
               <w:pStyle w:val="Compact"/>
-              <w:jc w:val="left"/>
+              <w:jc w:val="center"/>
             </w:pPr>
             <w:r>
               <w:rPr>
@@ -5784,7 +5751,7 @@
           <w:p>
             <w:pPr>
               <w:pStyle w:val="Compact"/>
-              <w:jc w:val="left"/>
+              <w:jc w:val="center"/>
             </w:pPr>
             <w:r>
               <w:rPr>
@@ -5799,7 +5766,7 @@
           <w:p>
             <w:pPr>
               <w:pStyle w:val="Compact"/>
-              <w:jc w:val="left"/>
+              <w:jc w:val="center"/>
             </w:pPr>
             <w:r>
               <w:rPr>
@@ -5814,7 +5781,7 @@
           <w:p>
             <w:pPr>
               <w:pStyle w:val="Compact"/>
-              <w:jc w:val="left"/>
+              <w:jc w:val="center"/>
             </w:pPr>
             <w:r>
               <w:rPr>
@@ -5835,7 +5802,7 @@
     </w:p>
     <w:bookmarkEnd w:id="25"/>
     <w:bookmarkEnd w:id="26"/>
-    <w:bookmarkStart w:id="30" w:name="五糖化学基础"/>
+    <w:bookmarkStart w:id="33" w:name="五糖化学基础"/>
     <w:p>
       <w:pPr>
         <w:pStyle w:val="Heading2"/>
@@ -6179,7 +6146,7 @@
       </w:r>
     </w:p>
     <w:bookmarkEnd w:id="28"/>
-    <w:bookmarkStart w:id="29" w:name="苷键与二糖多糖"/>
+    <w:bookmarkStart w:id="32" w:name="苷键与二糖多糖"/>
     <w:p>
       <w:pPr>
         <w:pStyle w:val="Heading3"/>
@@ -6192,6 +6159,172 @@
           <w:rFonts w:hint="eastAsia" w:eastAsia="SimHei" w:ascii="Times New Roman" w:hAnsi="Times New Roman"/>
         </w:rPr>
         <w:t xml:space="preserve">苷键与二糖/多糖</w:t>
+      </w:r>
+    </w:p>
+    <w:p>
+      <w:pPr>
+        <w:pStyle w:val="FirstParagraph"/>
+        <w:jc w:val="center"/>
+      </w:pPr>
+      <w:r>
+        <w:rPr>
+          <w:b w:val="0"/>
+          <w:i w:val="0"/>
+          <w:sz w:val="21"/>
+        </w:rPr>
+        <w:drawing>
+          <wp:inline>
+            <wp:extent cx="5334000" cy="6838188"/>
+            <wp:effectExtent b="0" l="0" r="0" t="0"/>
+            <wp:docPr descr="糖原的分支结构——多糖的 α-1,4 和 α-1,6 糖苷键" title="" id="30" name="Picture"/>
+            <a:graphic>
+              <a:graphicData uri="http://schemas.openxmlformats.org/drawingml/2006/picture">
+                <pic:pic>
+                  <pic:nvPicPr>
+                    <pic:cNvPr descr="media/glycogen.png" id="31" name="Picture"/>
+                    <pic:cNvPicPr>
+                      <a:picLocks noChangeArrowheads="1" noChangeAspect="1"/>
+                    </pic:cNvPicPr>
+                  </pic:nvPicPr>
+                  <pic:blipFill>
+                    <a:blip r:embed="rId29"/>
+                    <a:stretch>
+                      <a:fillRect/>
+                    </a:stretch>
+                  </pic:blipFill>
+                  <pic:spPr bwMode="auto">
+                    <a:xfrm>
+                      <a:off x="0" y="0"/>
+                      <a:ext cx="5334000" cy="6838188"/>
+                    </a:xfrm>
+                    <a:prstGeom prst="rect">
+                      <a:avLst/>
+                    </a:prstGeom>
+                    <a:noFill/>
+                    <a:ln w="9525">
+                      <a:noFill/>
+                      <a:headEnd/>
+                      <a:tailEnd/>
+                    </a:ln>
+                  </pic:spPr>
+                </pic:pic>
+              </a:graphicData>
+            </a:graphic>
+          </wp:inline>
+        </w:drawing>
+      </w:r>
+      <w:r>
+        <w:rPr>
+          <w:b w:val="0"/>
+          <w:i w:val="0"/>
+          <w:sz w:val="21"/>
+        </w:rPr>
+        <w:t xml:space="preserve"> </w:t>
+      </w:r>
+      <w:r>
+        <w:rPr>
+          <w:rFonts w:hint="eastAsia" w:eastAsia="FangSong" w:ascii="Times New Roman" w:hAnsi="Times New Roman"/>
+          <w:b w:val="0"/>
+          <w:i w:val="0"/>
+          <w:iCs/>
+          <w:sz w:val="21"/>
+        </w:rPr>
+        <w:t xml:space="preserve">图</w:t>
+      </w:r>
+      <w:r>
+        <w:rPr>
+          <w:b w:val="0"/>
+          <w:i w:val="0"/>
+          <w:iCs/>
+          <w:sz w:val="21"/>
+        </w:rPr>
+        <w:t xml:space="preserve"> </w:t>
+      </w:r>
+      <w:r>
+        <w:rPr>
+          <w:rFonts w:hint="eastAsia" w:eastAsia="FangSong" w:ascii="Times New Roman" w:hAnsi="Times New Roman"/>
+          <w:b w:val="0"/>
+          <w:i w:val="0"/>
+          <w:iCs/>
+          <w:sz w:val="21"/>
+        </w:rPr>
+        <w:t xml:space="preserve">糖原（Glycogen）的分支结构。多糖由</w:t>
+      </w:r>
+      <w:r>
+        <w:rPr>
+          <w:b w:val="0"/>
+          <w:i w:val="0"/>
+          <w:iCs/>
+          <w:sz w:val="21"/>
+        </w:rPr>
+        <w:t xml:space="preserve"> </w:t>
+      </w:r>
+      <w:r>
+        <w:rPr>
+          <w:rFonts w:hint="eastAsia" w:eastAsia="FangSong" w:ascii="Times New Roman" w:hAnsi="Times New Roman"/>
+          <w:b w:val="0"/>
+          <w:i w:val="0"/>
+          <w:iCs/>
+          <w:sz w:val="21"/>
+        </w:rPr>
+        <w:t xml:space="preserve">D-葡萄糖通过糖苷键连接而成，糖原同时具有</w:t>
+      </w:r>
+      <w:r>
+        <w:rPr>
+          <w:b w:val="0"/>
+          <w:i w:val="0"/>
+          <w:iCs/>
+          <w:sz w:val="21"/>
+        </w:rPr>
+        <w:t xml:space="preserve"> </w:t>
+      </w:r>
+      <w:r>
+        <w:rPr>
+          <w:rFonts w:hint="eastAsia" w:eastAsia="FangSong" w:ascii="Times New Roman" w:hAnsi="Times New Roman"/>
+          <w:b w:val="0"/>
+          <w:i w:val="0"/>
+          <w:iCs/>
+          <w:sz w:val="21"/>
+        </w:rPr>
+        <w:t xml:space="preserve">α-1,4-糖苷键（直链）和</w:t>
+      </w:r>
+      <w:r>
+        <w:rPr>
+          <w:b w:val="0"/>
+          <w:i w:val="0"/>
+          <w:iCs/>
+          <w:sz w:val="21"/>
+        </w:rPr>
+        <w:t xml:space="preserve"> </w:t>
+      </w:r>
+      <w:r>
+        <w:rPr>
+          <w:rFonts w:hint="eastAsia" w:eastAsia="FangSong" w:ascii="Times New Roman" w:hAnsi="Times New Roman"/>
+          <w:b w:val="0"/>
+          <w:i w:val="0"/>
+          <w:iCs/>
+          <w:sz w:val="21"/>
+        </w:rPr>
+        <w:t xml:space="preserve">α-1,6-糖苷键（分支点）。蔗糖、麦芽糖、乳糖是常见二糖，其苷键类型决定还原性和变旋行为（Wikimedia</w:t>
+      </w:r>
+      <w:r>
+        <w:rPr>
+          <w:b w:val="0"/>
+          <w:i w:val="0"/>
+          <w:iCs/>
+          <w:sz w:val="21"/>
+        </w:rPr>
+        <w:t xml:space="preserve"> </w:t>
+      </w:r>
+      <w:r>
+        <w:rPr>
+          <w:rFonts w:hint="eastAsia" w:eastAsia="FangSong" w:ascii="Times New Roman" w:hAnsi="Times New Roman"/>
+          <w:b w:val="0"/>
+          <w:i w:val="0"/>
+          <w:iCs/>
+          <w:sz w:val="21"/>
+        </w:rPr>
+        <w:t xml:space="preserve">Commons）</w:t>
       </w:r>
     </w:p>
     <w:tbl>
@@ -6216,7 +6349,7 @@
           <w:p>
             <w:pPr>
               <w:pStyle w:val="Compact"/>
-              <w:jc w:val="left"/>
+              <w:jc w:val="center"/>
             </w:pPr>
             <w:r>
               <w:rPr>
@@ -6232,7 +6365,7 @@
           <w:p>
             <w:pPr>
               <w:pStyle w:val="Compact"/>
-              <w:jc w:val="left"/>
+              <w:jc w:val="center"/>
             </w:pPr>
             <w:r>
               <w:rPr>
@@ -6248,7 +6381,7 @@
           <w:p>
             <w:pPr>
               <w:pStyle w:val="Compact"/>
-              <w:jc w:val="left"/>
+              <w:jc w:val="center"/>
             </w:pPr>
             <w:r>
               <w:rPr>
@@ -6298,7 +6431,7 @@
           <w:p>
             <w:pPr>
               <w:pStyle w:val="Compact"/>
-              <w:jc w:val="left"/>
+              <w:jc w:val="center"/>
             </w:pPr>
             <w:r>
               <w:rPr>
@@ -6313,7 +6446,7 @@
           <w:p>
             <w:pPr>
               <w:pStyle w:val="Compact"/>
-              <w:jc w:val="left"/>
+              <w:jc w:val="center"/>
             </w:pPr>
             <w:r>
               <w:rPr>
@@ -6328,7 +6461,7 @@
           <w:p>
             <w:pPr>
               <w:pStyle w:val="Compact"/>
-              <w:jc w:val="left"/>
+              <w:jc w:val="center"/>
             </w:pPr>
             <w:r>
               <w:rPr>
@@ -6375,7 +6508,7 @@
           <w:p>
             <w:pPr>
               <w:pStyle w:val="Compact"/>
-              <w:jc w:val="left"/>
+              <w:jc w:val="center"/>
             </w:pPr>
             <w:r>
               <w:rPr>
@@ -6390,7 +6523,7 @@
           <w:p>
             <w:pPr>
               <w:pStyle w:val="Compact"/>
-              <w:jc w:val="left"/>
+              <w:jc w:val="center"/>
             </w:pPr>
             <w:r>
               <w:rPr>
@@ -6405,7 +6538,7 @@
           <w:p>
             <w:pPr>
               <w:pStyle w:val="Compact"/>
-              <w:jc w:val="left"/>
+              <w:jc w:val="center"/>
             </w:pPr>
             <w:r>
               <w:rPr>
@@ -6452,7 +6585,7 @@
           <w:p>
             <w:pPr>
               <w:pStyle w:val="Compact"/>
-              <w:jc w:val="left"/>
+              <w:jc w:val="center"/>
             </w:pPr>
             <w:r>
               <w:rPr>
@@ -6467,7 +6600,7 @@
           <w:p>
             <w:pPr>
               <w:pStyle w:val="Compact"/>
-              <w:jc w:val="left"/>
+              <w:jc w:val="center"/>
             </w:pPr>
             <w:r>
               <w:rPr>
@@ -6482,7 +6615,7 @@
           <w:p>
             <w:pPr>
               <w:pStyle w:val="Compact"/>
-              <w:jc w:val="left"/>
+              <w:jc w:val="center"/>
             </w:pPr>
             <w:r>
               <w:rPr>
@@ -6529,7 +6662,7 @@
           <w:p>
             <w:pPr>
               <w:pStyle w:val="Compact"/>
-              <w:jc w:val="left"/>
+              <w:jc w:val="center"/>
             </w:pPr>
             <w:r>
               <w:rPr>
@@ -6544,7 +6677,7 @@
           <w:p>
             <w:pPr>
               <w:pStyle w:val="Compact"/>
-              <w:jc w:val="left"/>
+              <w:jc w:val="center"/>
             </w:pPr>
             <w:r>
               <w:rPr>
@@ -6559,7 +6692,7 @@
           <w:p>
             <w:pPr>
               <w:pStyle w:val="Compact"/>
-              <w:jc w:val="left"/>
+              <w:jc w:val="center"/>
             </w:pPr>
             <w:r>
               <w:rPr>
@@ -6606,7 +6739,7 @@
           <w:p>
             <w:pPr>
               <w:pStyle w:val="Compact"/>
-              <w:jc w:val="left"/>
+              <w:jc w:val="center"/>
             </w:pPr>
             <w:r>
               <w:rPr>
@@ -6621,7 +6754,7 @@
           <w:p>
             <w:pPr>
               <w:pStyle w:val="Compact"/>
-              <w:jc w:val="left"/>
+              <w:jc w:val="center"/>
             </w:pPr>
             <w:r>
               <w:rPr>
@@ -6636,7 +6769,7 @@
           <w:p>
             <w:pPr>
               <w:pStyle w:val="Compact"/>
-              <w:jc w:val="left"/>
+              <w:jc w:val="center"/>
             </w:pPr>
             <w:r>
               <w:rPr>
@@ -6715,12 +6848,6 @@
       <w:pPr>
         <w:pStyle w:val="BlockText"/>
       </w:pPr>
-      <w:r>
-        <w:t xml:space="preserve">💡</w:t>
-      </w:r>
-      <w:r>
-        <w:t xml:space="preserve"> </w:t>
-      </w:r>
       <w:r>
         <w:rPr>
           <w:rFonts w:hint="eastAsia" w:eastAsia="SimSun" w:ascii="Times New Roman" w:hAnsi="Times New Roman"/>
@@ -6749,9 +6876,9 @@
         </w:pict>
       </w:r>
     </w:p>
-    <w:bookmarkEnd w:id="29"/>
-    <w:bookmarkEnd w:id="30"/>
-    <w:bookmarkStart w:id="34" w:name="六氨基酸与多肽"/>
+    <w:bookmarkEnd w:id="32"/>
+    <w:bookmarkEnd w:id="33"/>
+    <w:bookmarkStart w:id="40" w:name="六氨基酸与多肽"/>
     <w:p>
       <w:pPr>
         <w:pStyle w:val="Heading2"/>
@@ -6763,7 +6890,7 @@
         <w:t xml:space="preserve">六、氨基酸与多肽</w:t>
       </w:r>
     </w:p>
-    <w:bookmarkStart w:id="31" w:name="氨基酸的两性离子与等电点"/>
+    <w:bookmarkStart w:id="34" w:name="氨基酸的两性离子与等电点"/>
     <w:p>
       <w:pPr>
         <w:pStyle w:val="Heading3"/>
@@ -6823,7 +6950,7 @@
           <w:p>
             <w:pPr>
               <w:pStyle w:val="Compact"/>
-              <w:jc w:val="left"/>
+              <w:jc w:val="center"/>
             </w:pPr>
             <w:r>
               <w:rPr>
@@ -6839,7 +6966,7 @@
           <w:p>
             <w:pPr>
               <w:pStyle w:val="Compact"/>
-              <w:jc w:val="left"/>
+              <w:jc w:val="center"/>
             </w:pPr>
             <w:r>
               <w:rPr>
@@ -6873,7 +7000,7 @@
           <w:p>
             <w:pPr>
               <w:pStyle w:val="Compact"/>
-              <w:jc w:val="left"/>
+              <w:jc w:val="center"/>
             </w:pPr>
             <w:r>
               <w:rPr>
@@ -6888,7 +7015,7 @@
           <w:p>
             <w:pPr>
               <w:pStyle w:val="Compact"/>
-              <w:jc w:val="left"/>
+              <w:jc w:val="center"/>
             </w:pPr>
             <w:r>
               <w:rPr>
@@ -6922,7 +7049,7 @@
           <w:p>
             <w:pPr>
               <w:pStyle w:val="Compact"/>
-              <w:jc w:val="left"/>
+              <w:jc w:val="center"/>
             </w:pPr>
             <w:r>
               <w:rPr>
@@ -6937,7 +7064,7 @@
           <w:p>
             <w:pPr>
               <w:pStyle w:val="Compact"/>
-              <w:jc w:val="left"/>
+              <w:jc w:val="center"/>
             </w:pPr>
             <w:r>
               <w:rPr>
@@ -6971,7 +7098,7 @@
           <w:p>
             <w:pPr>
               <w:pStyle w:val="Compact"/>
-              <w:jc w:val="left"/>
+              <w:jc w:val="center"/>
             </w:pPr>
             <w:r>
               <w:rPr>
@@ -6986,7 +7113,7 @@
           <w:p>
             <w:pPr>
               <w:pStyle w:val="Compact"/>
-              <w:jc w:val="left"/>
+              <w:jc w:val="center"/>
             </w:pPr>
             <w:r>
               <w:rPr>
@@ -7015,8 +7142,8 @@
         </w:tc>
       </w:tr>
     </w:tbl>
-    <w:bookmarkEnd w:id="31"/>
-    <w:bookmarkStart w:id="32" w:name="pi计算公式"/>
+    <w:bookmarkEnd w:id="34"/>
+    <w:bookmarkStart w:id="35" w:name="pi计算公式"/>
     <w:p>
       <w:pPr>
         <w:pStyle w:val="Heading3"/>
@@ -7053,7 +7180,7 @@
           <w:p>
             <w:pPr>
               <w:pStyle w:val="Compact"/>
-              <w:jc w:val="left"/>
+              <w:jc w:val="center"/>
             </w:pPr>
             <w:r>
               <w:rPr>
@@ -7069,7 +7196,7 @@
           <w:p>
             <w:pPr>
               <w:pStyle w:val="Compact"/>
-              <w:jc w:val="left"/>
+              <w:jc w:val="center"/>
             </w:pPr>
             <w:r>
               <w:rPr>
@@ -7085,7 +7212,7 @@
           <w:p>
             <w:pPr>
               <w:pStyle w:val="Compact"/>
-              <w:jc w:val="left"/>
+              <w:jc w:val="center"/>
             </w:pPr>
             <w:r>
               <w:rPr>
@@ -7101,7 +7228,7 @@
           <w:p>
             <w:pPr>
               <w:pStyle w:val="Compact"/>
-              <w:jc w:val="left"/>
+              <w:jc w:val="center"/>
             </w:pPr>
             <w:r>
               <w:rPr>
@@ -7119,7 +7246,7 @@
           <w:p>
             <w:pPr>
               <w:pStyle w:val="Compact"/>
-              <w:jc w:val="left"/>
+              <w:jc w:val="center"/>
             </w:pPr>
             <w:r>
               <w:rPr>
@@ -7142,7 +7269,7 @@
           <w:p>
             <w:pPr>
               <w:pStyle w:val="Compact"/>
-              <w:jc w:val="left"/>
+              <w:jc w:val="center"/>
             </w:pPr>
             <w:r>
               <w:rPr>
@@ -7157,7 +7284,7 @@
           <w:p>
             <w:pPr>
               <w:pStyle w:val="Compact"/>
-              <w:jc w:val="left"/>
+              <w:jc w:val="center"/>
             </w:pPr>
             <w:r>
               <w:rPr>
@@ -7172,7 +7299,7 @@
           <w:p>
             <w:pPr>
               <w:pStyle w:val="Compact"/>
-              <w:jc w:val="left"/>
+              <w:jc w:val="center"/>
             </w:pPr>
             <w:r>
               <w:rPr>
@@ -7195,7 +7322,7 @@
           <w:p>
             <w:pPr>
               <w:pStyle w:val="Compact"/>
-              <w:jc w:val="left"/>
+              <w:jc w:val="center"/>
             </w:pPr>
             <w:r>
               <w:rPr>
@@ -7218,7 +7345,7 @@
           <w:p>
             <w:pPr>
               <w:pStyle w:val="Compact"/>
-              <w:jc w:val="left"/>
+              <w:jc w:val="center"/>
             </w:pPr>
             <w:r>
               <w:rPr>
@@ -7233,7 +7360,7 @@
           <w:p>
             <w:pPr>
               <w:pStyle w:val="Compact"/>
-              <w:jc w:val="left"/>
+              <w:jc w:val="center"/>
             </w:pPr>
             <w:r>
               <w:rPr>
@@ -7248,7 +7375,7 @@
           <w:p>
             <w:pPr>
               <w:pStyle w:val="Compact"/>
-              <w:jc w:val="left"/>
+              <w:jc w:val="center"/>
             </w:pPr>
             <w:r>
               <w:rPr>
@@ -7271,7 +7398,7 @@
           <w:p>
             <w:pPr>
               <w:pStyle w:val="Compact"/>
-              <w:jc w:val="left"/>
+              <w:jc w:val="center"/>
             </w:pPr>
             <w:r>
               <w:rPr>
@@ -7294,7 +7421,7 @@
           <w:p>
             <w:pPr>
               <w:pStyle w:val="Compact"/>
-              <w:jc w:val="left"/>
+              <w:jc w:val="center"/>
             </w:pPr>
             <w:r>
               <w:rPr>
@@ -7309,7 +7436,7 @@
           <w:p>
             <w:pPr>
               <w:pStyle w:val="Compact"/>
-              <w:jc w:val="left"/>
+              <w:jc w:val="center"/>
             </w:pPr>
             <w:r>
               <w:rPr>
@@ -7324,7 +7451,7 @@
           <w:p>
             <w:pPr>
               <w:pStyle w:val="Compact"/>
-              <w:jc w:val="left"/>
+              <w:jc w:val="center"/>
             </w:pPr>
             <w:r>
               <w:rPr>
@@ -7347,196 +7474,388 @@
         <w:pStyle w:val="BlockText"/>
       </w:pPr>
       <w:r>
-        <w:t xml:space="preserve">💡</w:t>
+        <w:rPr>
+          <w:rFonts w:hint="eastAsia" w:eastAsia="SimSun" w:ascii="Times New Roman" w:hAnsi="Times New Roman"/>
+          <w:b/>
+          <w:bCs/>
+        </w:rPr>
+        <w:t xml:space="preserve">方法总结</w:t>
+      </w:r>
+      <w:r>
+        <w:rPr>
+          <w:rFonts w:hint="eastAsia" w:eastAsia="SimSun" w:ascii="Times New Roman" w:hAnsi="Times New Roman"/>
+        </w:rPr>
+        <w:t xml:space="preserve">：先写出所有可电离基团的pKa从小到大排列，然后找</w:t>
+      </w:r>
+      <w:r>
+        <w:rPr>
+          <w:rFonts w:hint="eastAsia" w:eastAsia="SimSun" w:ascii="Times New Roman" w:hAnsi="Times New Roman"/>
+          <w:b/>
+          <w:bCs/>
+        </w:rPr>
+        <w:t xml:space="preserve">净电荷为0时对应的两个pKa</w:t>
+      </w:r>
+      <w:r>
+        <w:rPr>
+          <w:rFonts w:hint="eastAsia" w:eastAsia="SimSun" w:ascii="Times New Roman" w:hAnsi="Times New Roman"/>
+        </w:rPr>
+        <w:t xml:space="preserve">取平均。</w:t>
+      </w:r>
+    </w:p>
+    <w:p>
+      <w:pPr>
+        <w:pStyle w:val="BlockText"/>
+      </w:pPr>
+      <w:r>
+        <w:rPr>
+          <w:rFonts w:hint="eastAsia" w:eastAsia="SimSun" w:ascii="Times New Roman" w:hAnsi="Times New Roman"/>
+          <w:b/>
+          <w:bCs/>
+        </w:rPr>
+        <w:t xml:space="preserve">易错</w:t>
+      </w:r>
+      <w:r>
+        <w:rPr>
+          <w:rFonts w:hint="eastAsia" w:eastAsia="SimSun" w:ascii="Times New Roman" w:hAnsi="Times New Roman"/>
+        </w:rPr>
+        <w:t xml:space="preserve">：pH</w:t>
+      </w:r>
+      <w:r>
+        <w:t xml:space="preserve"> &gt; pI → </w:t>
+      </w:r>
+      <w:r>
+        <w:rPr>
+          <w:rFonts w:hint="eastAsia" w:eastAsia="SimSun" w:ascii="Times New Roman" w:hAnsi="Times New Roman"/>
+        </w:rPr>
+        <w:t xml:space="preserve">氨基酸带</w:t>
+      </w:r>
+      <w:r>
+        <w:rPr>
+          <w:rFonts w:hint="eastAsia" w:eastAsia="SimSun" w:ascii="Times New Roman" w:hAnsi="Times New Roman"/>
+          <w:b/>
+          <w:bCs/>
+        </w:rPr>
+        <w:t xml:space="preserve">负电</w:t>
       </w:r>
       <w:r>
         <w:t xml:space="preserve"> </w:t>
       </w:r>
       <w:r>
-        <w:rPr>
-          <w:rFonts w:hint="eastAsia" w:eastAsia="SimSun" w:ascii="Times New Roman" w:hAnsi="Times New Roman"/>
-          <w:b/>
-          <w:bCs/>
-        </w:rPr>
-        <w:t xml:space="preserve">方法总结</w:t>
-      </w:r>
-      <w:r>
-        <w:rPr>
-          <w:rFonts w:hint="eastAsia" w:eastAsia="SimSun" w:ascii="Times New Roman" w:hAnsi="Times New Roman"/>
-        </w:rPr>
-        <w:t xml:space="preserve">：先写出所有可电离基团的pKa从小到大排列，然后找</w:t>
-      </w:r>
-      <w:r>
-        <w:rPr>
-          <w:rFonts w:hint="eastAsia" w:eastAsia="SimSun" w:ascii="Times New Roman" w:hAnsi="Times New Roman"/>
-          <w:b/>
-          <w:bCs/>
-        </w:rPr>
-        <w:t xml:space="preserve">净电荷为0时对应的两个pKa</w:t>
-      </w:r>
-      <w:r>
-        <w:rPr>
-          <w:rFonts w:hint="eastAsia" w:eastAsia="SimSun" w:ascii="Times New Roman" w:hAnsi="Times New Roman"/>
-        </w:rPr>
-        <w:t xml:space="preserve">取平均。</w:t>
-      </w:r>
-    </w:p>
-    <w:p>
-      <w:pPr>
-        <w:pStyle w:val="BlockText"/>
-      </w:pPr>
-      <w:r>
-        <w:t xml:space="preserve">⚠️</w:t>
+        <w:t xml:space="preserve">→ </w:t>
+      </w:r>
+      <w:r>
+        <w:rPr>
+          <w:rFonts w:hint="eastAsia" w:eastAsia="SimSun" w:ascii="Times New Roman" w:hAnsi="Times New Roman"/>
+        </w:rPr>
+        <w:t xml:space="preserve">向</w:t>
+      </w:r>
+      <w:r>
+        <w:rPr>
+          <w:rFonts w:hint="eastAsia" w:eastAsia="SimSun" w:ascii="Times New Roman" w:hAnsi="Times New Roman"/>
+          <w:b/>
+          <w:bCs/>
+        </w:rPr>
+        <w:t xml:space="preserve">阳极（正极）</w:t>
+      </w:r>
+      <w:r>
+        <w:rPr>
+          <w:rFonts w:hint="eastAsia" w:eastAsia="SimSun" w:ascii="Times New Roman" w:hAnsi="Times New Roman"/>
+        </w:rPr>
+        <w:t xml:space="preserve">移动。pH</w:t>
+      </w:r>
+      <w:r>
+        <w:t xml:space="preserve"> &lt; pI → </w:t>
+      </w:r>
+      <w:r>
+        <w:rPr>
+          <w:rFonts w:hint="eastAsia" w:eastAsia="SimSun" w:ascii="Times New Roman" w:hAnsi="Times New Roman"/>
+        </w:rPr>
+        <w:t xml:space="preserve">氨基酸带</w:t>
+      </w:r>
+      <w:r>
+        <w:rPr>
+          <w:rFonts w:hint="eastAsia" w:eastAsia="SimSun" w:ascii="Times New Roman" w:hAnsi="Times New Roman"/>
+          <w:b/>
+          <w:bCs/>
+        </w:rPr>
+        <w:t xml:space="preserve">正电</w:t>
       </w:r>
       <w:r>
         <w:t xml:space="preserve"> </w:t>
       </w:r>
       <w:r>
-        <w:rPr>
-          <w:rFonts w:hint="eastAsia" w:eastAsia="SimSun" w:ascii="Times New Roman" w:hAnsi="Times New Roman"/>
-          <w:b/>
-          <w:bCs/>
-        </w:rPr>
-        <w:t xml:space="preserve">易错</w:t>
-      </w:r>
-      <w:r>
-        <w:rPr>
-          <w:rFonts w:hint="eastAsia" w:eastAsia="SimSun" w:ascii="Times New Roman" w:hAnsi="Times New Roman"/>
-        </w:rPr>
-        <w:t xml:space="preserve">：pH</w:t>
-      </w:r>
-      <w:r>
-        <w:t xml:space="preserve"> &gt; pI → </w:t>
-      </w:r>
-      <w:r>
-        <w:rPr>
-          <w:rFonts w:hint="eastAsia" w:eastAsia="SimSun" w:ascii="Times New Roman" w:hAnsi="Times New Roman"/>
-        </w:rPr>
-        <w:t xml:space="preserve">氨基酸带</w:t>
-      </w:r>
-      <w:r>
-        <w:rPr>
-          <w:rFonts w:hint="eastAsia" w:eastAsia="SimSun" w:ascii="Times New Roman" w:hAnsi="Times New Roman"/>
-          <w:b/>
-          <w:bCs/>
-        </w:rPr>
-        <w:t xml:space="preserve">负电</w:t>
-      </w:r>
-      <w:r>
+        <w:t xml:space="preserve">→ </w:t>
+      </w:r>
+      <w:r>
+        <w:rPr>
+          <w:rFonts w:hint="eastAsia" w:eastAsia="SimSun" w:ascii="Times New Roman" w:hAnsi="Times New Roman"/>
+        </w:rPr>
+        <w:t xml:space="preserve">向</w:t>
+      </w:r>
+      <w:r>
+        <w:rPr>
+          <w:rFonts w:hint="eastAsia" w:eastAsia="SimSun" w:ascii="Times New Roman" w:hAnsi="Times New Roman"/>
+          <w:b/>
+          <w:bCs/>
+        </w:rPr>
+        <w:t xml:space="preserve">阴极（负极）</w:t>
+      </w:r>
+      <w:r>
+        <w:rPr>
+          <w:rFonts w:hint="eastAsia" w:eastAsia="SimSun" w:ascii="Times New Roman" w:hAnsi="Times New Roman"/>
+        </w:rPr>
+        <w:t xml:space="preserve">移动。</w:t>
+      </w:r>
+    </w:p>
+    <w:bookmarkEnd w:id="35"/>
+    <w:bookmarkStart w:id="39" w:name="肽键与多肽"/>
+    <w:p>
+      <w:pPr>
+        <w:pStyle w:val="Heading3"/>
+      </w:pPr>
+      <w:r>
+        <w:t xml:space="preserve">6.3 </w:t>
+      </w:r>
+      <w:r>
+        <w:rPr>
+          <w:rFonts w:hint="eastAsia" w:eastAsia="SimHei" w:ascii="Times New Roman" w:hAnsi="Times New Roman"/>
+        </w:rPr>
+        <w:t xml:space="preserve">肽键与多肽</w:t>
+      </w:r>
+    </w:p>
+    <w:p>
+      <w:pPr>
+        <w:pStyle w:val="FirstParagraph"/>
+      </w:pPr>
+      <w:r>
+        <w:rPr>
+          <w:rFonts w:hint="eastAsia" w:eastAsia="SimSun" w:ascii="Times New Roman" w:hAnsi="Times New Roman"/>
+          <w:b/>
+          <w:bCs/>
+        </w:rPr>
+        <w:t xml:space="preserve">肽键形成</w:t>
+      </w:r>
+      <w:r>
+        <w:rPr>
+          <w:rFonts w:hint="eastAsia" w:eastAsia="SimSun" w:ascii="Times New Roman" w:hAnsi="Times New Roman"/>
+        </w:rPr>
+        <w:t xml:space="preserve">：氨基酸的α-COOH</w:t>
+      </w:r>
+      <w:r>
+        <w:t xml:space="preserve"> + α-NH₂ → </w:t>
+      </w:r>
+      <w:r>
+        <w:rPr>
+          <w:rFonts w:hint="eastAsia" w:eastAsia="SimSun" w:ascii="Times New Roman" w:hAnsi="Times New Roman"/>
+        </w:rPr>
+        <w:t xml:space="preserve">酰胺键(-CO-NH-)</w:t>
+      </w:r>
+      <w:r>
+        <w:t xml:space="preserve"> + H₂O</w:t>
+      </w:r>
+    </w:p>
+    <w:p>
+      <w:pPr>
+        <w:pStyle w:val="BodyText"/>
+        <w:jc w:val="center"/>
+      </w:pPr>
+      <w:r>
+        <w:rPr>
+          <w:b w:val="0"/>
+          <w:i w:val="0"/>
+          <w:sz w:val="21"/>
+        </w:rPr>
+        <w:drawing>
+          <wp:inline>
+            <wp:extent cx="5334000" cy="3861661"/>
+            <wp:effectExtent b="0" l="0" r="0" t="0"/>
+            <wp:docPr descr="肽键的平面结构——酰胺键的部分双键特征" title="" id="37" name="Picture"/>
+            <a:graphic>
+              <a:graphicData uri="http://schemas.openxmlformats.org/drawingml/2006/picture">
+                <pic:pic>
+                  <pic:nvPicPr>
+                    <pic:cNvPr descr="media/peptide-bond.png" id="38" name="Picture"/>
+                    <pic:cNvPicPr>
+                      <a:picLocks noChangeArrowheads="1" noChangeAspect="1"/>
+                    </pic:cNvPicPr>
+                  </pic:nvPicPr>
+                  <pic:blipFill>
+                    <a:blip r:embed="rId36"/>
+                    <a:stretch>
+                      <a:fillRect/>
+                    </a:stretch>
+                  </pic:blipFill>
+                  <pic:spPr bwMode="auto">
+                    <a:xfrm>
+                      <a:off x="0" y="0"/>
+                      <a:ext cx="5334000" cy="3861661"/>
+                    </a:xfrm>
+                    <a:prstGeom prst="rect">
+                      <a:avLst/>
+                    </a:prstGeom>
+                    <a:noFill/>
+                    <a:ln w="9525">
+                      <a:noFill/>
+                      <a:headEnd/>
+                      <a:tailEnd/>
+                    </a:ln>
+                  </pic:spPr>
+                </pic:pic>
+              </a:graphicData>
+            </a:graphic>
+          </wp:inline>
+        </w:drawing>
+      </w:r>
+      <w:r>
+        <w:rPr>
+          <w:b w:val="0"/>
+          <w:i w:val="0"/>
+          <w:sz w:val="21"/>
+        </w:rPr>
         <w:t xml:space="preserve"> </w:t>
       </w:r>
       <w:r>
-        <w:t xml:space="preserve">→ </w:t>
-      </w:r>
-      <w:r>
-        <w:rPr>
-          <w:rFonts w:hint="eastAsia" w:eastAsia="SimSun" w:ascii="Times New Roman" w:hAnsi="Times New Roman"/>
-        </w:rPr>
-        <w:t xml:space="preserve">向</w:t>
-      </w:r>
-      <w:r>
-        <w:rPr>
-          <w:rFonts w:hint="eastAsia" w:eastAsia="SimSun" w:ascii="Times New Roman" w:hAnsi="Times New Roman"/>
-          <w:b/>
-          <w:bCs/>
-        </w:rPr>
-        <w:t xml:space="preserve">阳极（正极）</w:t>
-      </w:r>
-      <w:r>
-        <w:rPr>
-          <w:rFonts w:hint="eastAsia" w:eastAsia="SimSun" w:ascii="Times New Roman" w:hAnsi="Times New Roman"/>
-        </w:rPr>
-        <w:t xml:space="preserve">移动。pH</w:t>
-      </w:r>
-      <w:r>
-        <w:t xml:space="preserve"> &lt; pI → </w:t>
-      </w:r>
-      <w:r>
-        <w:rPr>
-          <w:rFonts w:hint="eastAsia" w:eastAsia="SimSun" w:ascii="Times New Roman" w:hAnsi="Times New Roman"/>
-        </w:rPr>
-        <w:t xml:space="preserve">氨基酸带</w:t>
-      </w:r>
-      <w:r>
-        <w:rPr>
-          <w:rFonts w:hint="eastAsia" w:eastAsia="SimSun" w:ascii="Times New Roman" w:hAnsi="Times New Roman"/>
-          <w:b/>
-          <w:bCs/>
-        </w:rPr>
-        <w:t xml:space="preserve">正电</w:t>
-      </w:r>
-      <w:r>
+        <w:rPr>
+          <w:rFonts w:hint="eastAsia" w:eastAsia="FangSong" w:ascii="Times New Roman" w:hAnsi="Times New Roman"/>
+          <w:b w:val="0"/>
+          <w:i w:val="0"/>
+          <w:iCs/>
+          <w:sz w:val="21"/>
+        </w:rPr>
+        <w:t xml:space="preserve">图</w:t>
+      </w:r>
+      <w:r>
+        <w:rPr>
+          <w:b w:val="0"/>
+          <w:i w:val="0"/>
+          <w:iCs/>
+          <w:sz w:val="21"/>
+        </w:rPr>
         <w:t xml:space="preserve"> </w:t>
       </w:r>
       <w:r>
-        <w:t xml:space="preserve">→ </w:t>
-      </w:r>
-      <w:r>
-        <w:rPr>
-          <w:rFonts w:hint="eastAsia" w:eastAsia="SimSun" w:ascii="Times New Roman" w:hAnsi="Times New Roman"/>
-        </w:rPr>
-        <w:t xml:space="preserve">向</w:t>
-      </w:r>
-      <w:r>
-        <w:rPr>
-          <w:rFonts w:hint="eastAsia" w:eastAsia="SimSun" w:ascii="Times New Roman" w:hAnsi="Times New Roman"/>
-          <w:b/>
-          <w:bCs/>
-        </w:rPr>
-        <w:t xml:space="preserve">阴极（负极）</w:t>
-      </w:r>
-      <w:r>
-        <w:rPr>
-          <w:rFonts w:hint="eastAsia" w:eastAsia="SimSun" w:ascii="Times New Roman" w:hAnsi="Times New Roman"/>
-        </w:rPr>
-        <w:t xml:space="preserve">移动。</w:t>
-      </w:r>
-    </w:p>
-    <w:bookmarkEnd w:id="32"/>
-    <w:bookmarkStart w:id="33" w:name="肽键与多肽"/>
-    <w:p>
-      <w:pPr>
-        <w:pStyle w:val="Heading3"/>
-      </w:pPr>
-      <w:r>
-        <w:t xml:space="preserve">6.3 </w:t>
-      </w:r>
-      <w:r>
-        <w:rPr>
-          <w:rFonts w:hint="eastAsia" w:eastAsia="SimHei" w:ascii="Times New Roman" w:hAnsi="Times New Roman"/>
-        </w:rPr>
-        <w:t xml:space="preserve">肽键与多肽</w:t>
-      </w:r>
-    </w:p>
-    <w:p>
-      <w:pPr>
-        <w:pStyle w:val="FirstParagraph"/>
-      </w:pPr>
-      <w:r>
-        <w:rPr>
-          <w:rFonts w:hint="eastAsia" w:eastAsia="SimSun" w:ascii="Times New Roman" w:hAnsi="Times New Roman"/>
-          <w:b/>
-          <w:bCs/>
-        </w:rPr>
-        <w:t xml:space="preserve">肽键形成</w:t>
-      </w:r>
-      <w:r>
-        <w:rPr>
-          <w:rFonts w:hint="eastAsia" w:eastAsia="SimSun" w:ascii="Times New Roman" w:hAnsi="Times New Roman"/>
-        </w:rPr>
-        <w:t xml:space="preserve">：氨基酸的α-COOH</w:t>
-      </w:r>
-      <w:r>
-        <w:t xml:space="preserve"> + α-NH₂ → </w:t>
-      </w:r>
-      <w:r>
-        <w:rPr>
-          <w:rFonts w:hint="eastAsia" w:eastAsia="SimSun" w:ascii="Times New Roman" w:hAnsi="Times New Roman"/>
-        </w:rPr>
-        <w:t xml:space="preserve">酰胺键(-CO-NH-)</w:t>
-      </w:r>
-      <w:r>
-        <w:t xml:space="preserve"> + H₂O</w:t>
+        <w:rPr>
+          <w:rFonts w:hint="eastAsia" w:eastAsia="FangSong" w:ascii="Times New Roman" w:hAnsi="Times New Roman"/>
+          <w:b w:val="0"/>
+          <w:i w:val="0"/>
+          <w:iCs/>
+          <w:sz w:val="21"/>
+        </w:rPr>
+        <w:t xml:space="preserve">肽键（Peptide</w:t>
+      </w:r>
+      <w:r>
+        <w:rPr>
+          <w:b w:val="0"/>
+          <w:i w:val="0"/>
+          <w:iCs/>
+          <w:sz w:val="21"/>
+        </w:rPr>
+        <w:t xml:space="preserve"> </w:t>
+      </w:r>
+      <w:r>
+        <w:rPr>
+          <w:rFonts w:hint="eastAsia" w:eastAsia="FangSong" w:ascii="Times New Roman" w:hAnsi="Times New Roman"/>
+          <w:b w:val="0"/>
+          <w:i w:val="0"/>
+          <w:iCs/>
+          <w:sz w:val="21"/>
+        </w:rPr>
+        <w:t xml:space="preserve">Bond）的结构示意图。C-N</w:t>
+      </w:r>
+      <w:r>
+        <w:rPr>
+          <w:b w:val="0"/>
+          <w:i w:val="0"/>
+          <w:iCs/>
+          <w:sz w:val="21"/>
+        </w:rPr>
+        <w:t xml:space="preserve"> </w:t>
+      </w:r>
+      <w:r>
+        <w:rPr>
+          <w:rFonts w:hint="eastAsia" w:eastAsia="FangSong" w:ascii="Times New Roman" w:hAnsi="Times New Roman"/>
+          <w:b w:val="0"/>
+          <w:i w:val="0"/>
+          <w:iCs/>
+          <w:sz w:val="21"/>
+        </w:rPr>
+        <w:t xml:space="preserve">键因共振而具有部分双键性质（键级约</w:t>
+      </w:r>
+      <w:r>
+        <w:rPr>
+          <w:b w:val="0"/>
+          <w:i w:val="0"/>
+          <w:iCs/>
+          <w:sz w:val="21"/>
+        </w:rPr>
+        <w:t xml:space="preserve"> </w:t>
+      </w:r>
+      <w:r>
+        <w:rPr>
+          <w:rFonts w:hint="eastAsia" w:eastAsia="FangSong" w:ascii="Times New Roman" w:hAnsi="Times New Roman"/>
+          <w:b w:val="0"/>
+          <w:i w:val="0"/>
+          <w:iCs/>
+          <w:sz w:val="21"/>
+        </w:rPr>
+        <w:t xml:space="preserve">1.3），不可自由旋转。羰基</w:t>
+      </w:r>
+      <w:r>
+        <w:rPr>
+          <w:b w:val="0"/>
+          <w:i w:val="0"/>
+          <w:iCs/>
+          <w:sz w:val="21"/>
+        </w:rPr>
+        <w:t xml:space="preserve"> O </w:t>
+      </w:r>
+      <w:r>
+        <w:rPr>
+          <w:rFonts w:hint="eastAsia" w:eastAsia="FangSong" w:ascii="Times New Roman" w:hAnsi="Times New Roman"/>
+          <w:b w:val="0"/>
+          <w:i w:val="0"/>
+          <w:iCs/>
+          <w:sz w:val="21"/>
+        </w:rPr>
+        <w:t xml:space="preserve">与</w:t>
+      </w:r>
+      <w:r>
+        <w:rPr>
+          <w:b w:val="0"/>
+          <w:i w:val="0"/>
+          <w:iCs/>
+          <w:sz w:val="21"/>
+        </w:rPr>
+        <w:t xml:space="preserve"> N-H </w:t>
+      </w:r>
+      <w:r>
+        <w:rPr>
+          <w:rFonts w:hint="eastAsia" w:eastAsia="FangSong" w:ascii="Times New Roman" w:hAnsi="Times New Roman"/>
+          <w:b w:val="0"/>
+          <w:i w:val="0"/>
+          <w:iCs/>
+          <w:sz w:val="21"/>
+        </w:rPr>
+        <w:t xml:space="preserve">通常呈反式构型，这是蛋白质形成二级结构（α-螺旋、β-折叠）的结构基础（Wikimedia</w:t>
+      </w:r>
+      <w:r>
+        <w:rPr>
+          <w:b w:val="0"/>
+          <w:i w:val="0"/>
+          <w:iCs/>
+          <w:sz w:val="21"/>
+        </w:rPr>
+        <w:t xml:space="preserve"> </w:t>
+      </w:r>
+      <w:r>
+        <w:rPr>
+          <w:rFonts w:hint="eastAsia" w:eastAsia="FangSong" w:ascii="Times New Roman" w:hAnsi="Times New Roman"/>
+          <w:b w:val="0"/>
+          <w:i w:val="0"/>
+          <w:iCs/>
+          <w:sz w:val="21"/>
+        </w:rPr>
+        <w:t xml:space="preserve">Commons）</w:t>
       </w:r>
     </w:p>
     <w:p>
@@ -7648,9 +7967,9 @@
         </w:pict>
       </w:r>
     </w:p>
-    <w:bookmarkEnd w:id="33"/>
-    <w:bookmarkEnd w:id="34"/>
-    <w:bookmarkStart w:id="35" w:name="七生物碱与天然产物简介点到为止"/>
+    <w:bookmarkEnd w:id="39"/>
+    <w:bookmarkEnd w:id="40"/>
+    <w:bookmarkStart w:id="41" w:name="七生物碱与天然产物简介点到为止"/>
     <w:p>
       <w:pPr>
         <w:pStyle w:val="Heading2"/>
@@ -7695,7 +8014,7 @@
           <w:p>
             <w:pPr>
               <w:pStyle w:val="Compact"/>
-              <w:jc w:val="left"/>
+              <w:jc w:val="center"/>
             </w:pPr>
             <w:r>
               <w:rPr>
@@ -7711,7 +8030,7 @@
           <w:p>
             <w:pPr>
               <w:pStyle w:val="Compact"/>
-              <w:jc w:val="left"/>
+              <w:jc w:val="center"/>
             </w:pPr>
             <w:r>
               <w:rPr>
@@ -7727,7 +8046,7 @@
           <w:p>
             <w:pPr>
               <w:pStyle w:val="Compact"/>
-              <w:jc w:val="left"/>
+              <w:jc w:val="center"/>
             </w:pPr>
             <w:r>
               <w:rPr>
@@ -7743,7 +8062,7 @@
           <w:p>
             <w:pPr>
               <w:pStyle w:val="Compact"/>
-              <w:jc w:val="left"/>
+              <w:jc w:val="center"/>
             </w:pPr>
             <w:r>
               <w:rPr>
@@ -7759,7 +8078,7 @@
           <w:p>
             <w:pPr>
               <w:pStyle w:val="Compact"/>
-              <w:jc w:val="left"/>
+              <w:jc w:val="center"/>
             </w:pPr>
             <w:r>
               <w:rPr>
@@ -7777,7 +8096,7 @@
           <w:p>
             <w:pPr>
               <w:pStyle w:val="Compact"/>
-              <w:jc w:val="left"/>
+              <w:jc w:val="center"/>
             </w:pPr>
             <w:r>
               <w:rPr>
@@ -7792,7 +8111,7 @@
           <w:p>
             <w:pPr>
               <w:pStyle w:val="Compact"/>
-              <w:jc w:val="left"/>
+              <w:jc w:val="center"/>
             </w:pPr>
             <w:r>
               <w:rPr>
@@ -7807,7 +8126,7 @@
           <w:p>
             <w:pPr>
               <w:pStyle w:val="Compact"/>
-              <w:jc w:val="left"/>
+              <w:jc w:val="center"/>
             </w:pPr>
             <w:r>
               <w:rPr>
@@ -7822,7 +8141,7 @@
           <w:p>
             <w:pPr>
               <w:pStyle w:val="Compact"/>
-              <w:jc w:val="left"/>
+              <w:jc w:val="center"/>
             </w:pPr>
             <w:r>
               <w:rPr>
@@ -7837,7 +8156,7 @@
           <w:p>
             <w:pPr>
               <w:pStyle w:val="Compact"/>
-              <w:jc w:val="left"/>
+              <w:jc w:val="center"/>
             </w:pPr>
             <w:r>
               <w:rPr>
@@ -7854,7 +8173,7 @@
           <w:p>
             <w:pPr>
               <w:pStyle w:val="Compact"/>
-              <w:jc w:val="left"/>
+              <w:jc w:val="center"/>
             </w:pPr>
             <w:r>
               <w:rPr>
@@ -7869,7 +8188,7 @@
           <w:p>
             <w:pPr>
               <w:pStyle w:val="Compact"/>
-              <w:jc w:val="left"/>
+              <w:jc w:val="center"/>
             </w:pPr>
             <w:r>
               <w:rPr>
@@ -7884,7 +8203,7 @@
           <w:p>
             <w:pPr>
               <w:pStyle w:val="Compact"/>
-              <w:jc w:val="left"/>
+              <w:jc w:val="center"/>
             </w:pPr>
             <w:r>
               <w:rPr>
@@ -7899,7 +8218,7 @@
           <w:p>
             <w:pPr>
               <w:pStyle w:val="Compact"/>
-              <w:jc w:val="left"/>
+              <w:jc w:val="center"/>
             </w:pPr>
             <w:r>
               <w:rPr>
@@ -7914,7 +8233,7 @@
           <w:p>
             <w:pPr>
               <w:pStyle w:val="Compact"/>
-              <w:jc w:val="left"/>
+              <w:jc w:val="center"/>
             </w:pPr>
             <w:r>
               <w:rPr>
@@ -7931,7 +8250,7 @@
           <w:p>
             <w:pPr>
               <w:pStyle w:val="Compact"/>
-              <w:jc w:val="left"/>
+              <w:jc w:val="center"/>
             </w:pPr>
             <w:r>
               <w:rPr>
@@ -7946,7 +8265,7 @@
           <w:p>
             <w:pPr>
               <w:pStyle w:val="Compact"/>
-              <w:jc w:val="left"/>
+              <w:jc w:val="center"/>
             </w:pPr>
             <w:r>
               <w:rPr>
@@ -7961,7 +8280,7 @@
           <w:p>
             <w:pPr>
               <w:pStyle w:val="Compact"/>
-              <w:jc w:val="left"/>
+              <w:jc w:val="center"/>
             </w:pPr>
             <w:r>
               <w:rPr>
@@ -7976,7 +8295,7 @@
           <w:p>
             <w:pPr>
               <w:pStyle w:val="Compact"/>
-              <w:jc w:val="left"/>
+              <w:jc w:val="center"/>
             </w:pPr>
             <w:r>
               <w:rPr>
@@ -7991,7 +8310,7 @@
           <w:p>
             <w:pPr>
               <w:pStyle w:val="Compact"/>
-              <w:jc w:val="left"/>
+              <w:jc w:val="center"/>
             </w:pPr>
             <w:r>
               <w:rPr>
@@ -8008,7 +8327,7 @@
           <w:p>
             <w:pPr>
               <w:pStyle w:val="Compact"/>
-              <w:jc w:val="left"/>
+              <w:jc w:val="center"/>
             </w:pPr>
             <w:r>
               <w:rPr>
@@ -8023,7 +8342,7 @@
           <w:p>
             <w:pPr>
               <w:pStyle w:val="Compact"/>
-              <w:jc w:val="left"/>
+              <w:jc w:val="center"/>
             </w:pPr>
             <w:r>
               <w:rPr>
@@ -8038,7 +8357,7 @@
           <w:p>
             <w:pPr>
               <w:pStyle w:val="Compact"/>
-              <w:jc w:val="left"/>
+              <w:jc w:val="center"/>
             </w:pPr>
             <w:r>
               <w:rPr>
@@ -8053,7 +8372,7 @@
           <w:p>
             <w:pPr>
               <w:pStyle w:val="Compact"/>
-              <w:jc w:val="left"/>
+              <w:jc w:val="center"/>
             </w:pPr>
             <w:r>
               <w:rPr>
@@ -8068,7 +8387,7 @@
           <w:p>
             <w:pPr>
               <w:pStyle w:val="Compact"/>
-              <w:jc w:val="left"/>
+              <w:jc w:val="center"/>
             </w:pPr>
             <w:r>
               <w:rPr>
@@ -8085,7 +8404,7 @@
           <w:p>
             <w:pPr>
               <w:pStyle w:val="Compact"/>
-              <w:jc w:val="left"/>
+              <w:jc w:val="center"/>
             </w:pPr>
             <w:r>
               <w:rPr>
@@ -8100,7 +8419,7 @@
           <w:p>
             <w:pPr>
               <w:pStyle w:val="Compact"/>
-              <w:jc w:val="left"/>
+              <w:jc w:val="center"/>
             </w:pPr>
             <w:r>
               <w:rPr>
@@ -8115,7 +8434,7 @@
           <w:p>
             <w:pPr>
               <w:pStyle w:val="Compact"/>
-              <w:jc w:val="left"/>
+              <w:jc w:val="center"/>
             </w:pPr>
             <w:r>
               <w:rPr>
@@ -8130,7 +8449,7 @@
           <w:p>
             <w:pPr>
               <w:pStyle w:val="Compact"/>
-              <w:jc w:val="left"/>
+              <w:jc w:val="center"/>
             </w:pPr>
             <w:r>
               <w:rPr>
@@ -8145,7 +8464,7 @@
           <w:p>
             <w:pPr>
               <w:pStyle w:val="Compact"/>
-              <w:jc w:val="left"/>
+              <w:jc w:val="center"/>
             </w:pPr>
             <w:r>
               <w:rPr>
@@ -8162,7 +8481,7 @@
           <w:p>
             <w:pPr>
               <w:pStyle w:val="Compact"/>
-              <w:jc w:val="left"/>
+              <w:jc w:val="center"/>
             </w:pPr>
             <w:r>
               <w:rPr>
@@ -8177,7 +8496,7 @@
           <w:p>
             <w:pPr>
               <w:pStyle w:val="Compact"/>
-              <w:jc w:val="left"/>
+              <w:jc w:val="center"/>
             </w:pPr>
             <w:r>
               <w:rPr>
@@ -8192,7 +8511,7 @@
           <w:p>
             <w:pPr>
               <w:pStyle w:val="Compact"/>
-              <w:jc w:val="left"/>
+              <w:jc w:val="center"/>
             </w:pPr>
             <w:r>
               <w:rPr>
@@ -8207,7 +8526,7 @@
           <w:p>
             <w:pPr>
               <w:pStyle w:val="Compact"/>
-              <w:jc w:val="left"/>
+              <w:jc w:val="center"/>
             </w:pPr>
             <w:r>
               <w:rPr>
@@ -8222,7 +8541,7 @@
           <w:p>
             <w:pPr>
               <w:pStyle w:val="Compact"/>
-              <w:jc w:val="left"/>
+              <w:jc w:val="center"/>
             </w:pPr>
             <w:r>
               <w:rPr>
@@ -8288,8 +8607,8 @@
         </w:pict>
       </w:r>
     </w:p>
-    <w:bookmarkEnd w:id="35"/>
-    <w:bookmarkStart w:id="42" w:name="八典型例题"/>
+    <w:bookmarkEnd w:id="41"/>
+    <w:bookmarkStart w:id="51" w:name="八典型例题"/>
     <w:p>
       <w:pPr>
         <w:pStyle w:val="Heading2"/>
@@ -8301,7 +8620,7 @@
         <w:t xml:space="preserve">八、典型例题</w:t>
       </w:r>
     </w:p>
-    <w:bookmarkStart w:id="36" w:name="例1-吡咯-vs-吡啶的碱性与芳香取代"/>
+    <w:bookmarkStart w:id="42" w:name="例1-吡咯-vs-吡啶的碱性与芳香取代"/>
     <w:p>
       <w:pPr>
         <w:pStyle w:val="Heading3"/>
@@ -8537,8 +8856,8 @@
         </w:pict>
       </w:r>
     </w:p>
-    <w:bookmarkEnd w:id="36"/>
-    <w:bookmarkStart w:id="37" w:name="例2-wittig反应的产物预测"/>
+    <w:bookmarkEnd w:id="42"/>
+    <w:bookmarkStart w:id="43" w:name="例2-wittig反应的产物预测"/>
     <w:p>
       <w:pPr>
         <w:pStyle w:val="Heading3"/>
@@ -8704,8 +9023,8 @@
         </w:pict>
       </w:r>
     </w:p>
-    <w:bookmarkEnd w:id="37"/>
-    <w:bookmarkStart w:id="38" w:name="例3-糖的变旋与还原性判断"/>
+    <w:bookmarkEnd w:id="43"/>
+    <w:bookmarkStart w:id="44" w:name="例3-糖的变旋与还原性判断"/>
     <w:p>
       <w:pPr>
         <w:pStyle w:val="Heading3"/>
@@ -8937,8 +9256,8 @@
         </w:pict>
       </w:r>
     </w:p>
-    <w:bookmarkEnd w:id="38"/>
-    <w:bookmarkStart w:id="39" w:name="例4-氨基酸等电点与电泳方向"/>
+    <w:bookmarkEnd w:id="44"/>
+    <w:bookmarkStart w:id="45" w:name="例4-氨基酸等电点与电泳方向"/>
     <w:p>
       <w:pPr>
         <w:pStyle w:val="Heading3"/>
@@ -9156,8 +9475,8 @@
         </w:pict>
       </w:r>
     </w:p>
-    <w:bookmarkEnd w:id="39"/>
-    <w:bookmarkStart w:id="40" w:name="例5-聚合物反推单体"/>
+    <w:bookmarkEnd w:id="45"/>
+    <w:bookmarkStart w:id="49" w:name="例5-聚合物反推单体"/>
     <w:p>
       <w:pPr>
         <w:pStyle w:val="Heading3"/>
@@ -9184,6 +9503,134 @@
     <w:p>
       <w:pPr>
         <w:pStyle w:val="FirstParagraph"/>
+        <w:jc w:val="center"/>
+      </w:pPr>
+      <w:r>
+        <w:rPr>
+          <w:b w:val="0"/>
+          <w:i w:val="0"/>
+          <w:sz w:val="21"/>
+        </w:rPr>
+        <w:drawing>
+          <wp:inline>
+            <wp:extent cx="5334000" cy="1781556"/>
+            <wp:effectExtent b="0" l="0" r="0" t="0"/>
+            <wp:docPr descr="常见聚合物的重复单元——加聚与缩聚产物" title="" id="47" name="Picture"/>
+            <a:graphic>
+              <a:graphicData uri="http://schemas.openxmlformats.org/drawingml/2006/picture">
+                <pic:pic>
+                  <pic:nvPicPr>
+                    <pic:cNvPr descr="media/polymer-unit.png" id="48" name="Picture"/>
+                    <pic:cNvPicPr>
+                      <a:picLocks noChangeArrowheads="1" noChangeAspect="1"/>
+                    </pic:cNvPicPr>
+                  </pic:nvPicPr>
+                  <pic:blipFill>
+                    <a:blip r:embed="rId46"/>
+                    <a:stretch>
+                      <a:fillRect/>
+                    </a:stretch>
+                  </pic:blipFill>
+                  <pic:spPr bwMode="auto">
+                    <a:xfrm>
+                      <a:off x="0" y="0"/>
+                      <a:ext cx="5334000" cy="1781556"/>
+                    </a:xfrm>
+                    <a:prstGeom prst="rect">
+                      <a:avLst/>
+                    </a:prstGeom>
+                    <a:noFill/>
+                    <a:ln w="9525">
+                      <a:noFill/>
+                      <a:headEnd/>
+                      <a:tailEnd/>
+                    </a:ln>
+                  </pic:spPr>
+                </pic:pic>
+              </a:graphicData>
+            </a:graphic>
+          </wp:inline>
+        </w:drawing>
+      </w:r>
+      <w:r>
+        <w:rPr>
+          <w:b w:val="0"/>
+          <w:i w:val="0"/>
+          <w:sz w:val="21"/>
+        </w:rPr>
+        <w:t xml:space="preserve"> </w:t>
+      </w:r>
+      <w:r>
+        <w:rPr>
+          <w:rFonts w:hint="eastAsia" w:eastAsia="FangSong" w:ascii="Times New Roman" w:hAnsi="Times New Roman"/>
+          <w:b w:val="0"/>
+          <w:i w:val="0"/>
+          <w:iCs/>
+          <w:sz w:val="21"/>
+        </w:rPr>
+        <w:t xml:space="preserve">图</w:t>
+      </w:r>
+      <w:r>
+        <w:rPr>
+          <w:b w:val="0"/>
+          <w:i w:val="0"/>
+          <w:iCs/>
+          <w:sz w:val="21"/>
+        </w:rPr>
+        <w:t xml:space="preserve"> </w:t>
+      </w:r>
+      <w:r>
+        <w:rPr>
+          <w:rFonts w:hint="eastAsia" w:eastAsia="FangSong" w:ascii="Times New Roman" w:hAnsi="Times New Roman"/>
+          <w:b w:val="0"/>
+          <w:i w:val="0"/>
+          <w:iCs/>
+          <w:sz w:val="21"/>
+        </w:rPr>
+        <w:t xml:space="preserve">常见高分子的重复单元结构。左侧为加聚产物（纯碳链，如聚乙烯、聚丙烯），右侧为缩聚产物（主链含酯键/酰胺键等官能团，如</w:t>
+      </w:r>
+      <w:r>
+        <w:rPr>
+          <w:b w:val="0"/>
+          <w:i w:val="0"/>
+          <w:iCs/>
+          <w:sz w:val="21"/>
+        </w:rPr>
+        <w:t xml:space="preserve"> PET </w:t>
+      </w:r>
+      <w:r>
+        <w:rPr>
+          <w:rFonts w:hint="eastAsia" w:eastAsia="FangSong" w:ascii="Times New Roman" w:hAnsi="Times New Roman"/>
+          <w:b w:val="0"/>
+          <w:i w:val="0"/>
+          <w:iCs/>
+          <w:sz w:val="21"/>
+        </w:rPr>
+        <w:t xml:space="preserve">聚酯、尼龙）。判断聚合类型的关键是看主链是否保留缩合官能团（Wikimedia</w:t>
+      </w:r>
+      <w:r>
+        <w:rPr>
+          <w:b w:val="0"/>
+          <w:i w:val="0"/>
+          <w:iCs/>
+          <w:sz w:val="21"/>
+        </w:rPr>
+        <w:t xml:space="preserve"> </w:t>
+      </w:r>
+      <w:r>
+        <w:rPr>
+          <w:rFonts w:hint="eastAsia" w:eastAsia="FangSong" w:ascii="Times New Roman" w:hAnsi="Times New Roman"/>
+          <w:b w:val="0"/>
+          <w:i w:val="0"/>
+          <w:iCs/>
+          <w:sz w:val="21"/>
+        </w:rPr>
+        <w:t xml:space="preserve">Commons）</w:t>
+      </w:r>
+    </w:p>
+    <w:p>
+      <w:pPr>
+        <w:pStyle w:val="BodyText"/>
       </w:pPr>
       <w:r>
         <w:rPr>
@@ -9410,8 +9857,8 @@
         </w:pict>
       </w:r>
     </w:p>
-    <w:bookmarkEnd w:id="40"/>
-    <w:bookmarkStart w:id="41" w:name="例6-杂环芳香性与反应位点综合"/>
+    <w:bookmarkEnd w:id="49"/>
+    <w:bookmarkStart w:id="50" w:name="例6-杂环芳香性与反应位点综合"/>
     <w:p>
       <w:pPr>
         <w:pStyle w:val="Heading3"/>
@@ -9596,9 +10043,9 @@
         </w:pict>
       </w:r>
     </w:p>
-    <w:bookmarkEnd w:id="41"/>
-    <w:bookmarkEnd w:id="42"/>
-    <w:bookmarkStart w:id="43" w:name="九常见误区5个"/>
+    <w:bookmarkEnd w:id="50"/>
+    <w:bookmarkEnd w:id="51"/>
+    <w:bookmarkStart w:id="52" w:name="九常见误区5个"/>
     <w:p>
       <w:pPr>
         <w:pStyle w:val="Heading2"/>
@@ -9631,7 +10078,7 @@
           <w:p>
             <w:pPr>
               <w:pStyle w:val="Compact"/>
-              <w:jc w:val="left"/>
+              <w:jc w:val="center"/>
             </w:pPr>
             <w:r>
               <w:rPr>
@@ -9647,7 +10094,7 @@
           <w:p>
             <w:pPr>
               <w:pStyle w:val="Compact"/>
-              <w:jc w:val="left"/>
+              <w:jc w:val="center"/>
             </w:pPr>
             <w:r>
               <w:rPr>
@@ -9663,7 +10110,7 @@
           <w:p>
             <w:pPr>
               <w:pStyle w:val="Compact"/>
-              <w:jc w:val="left"/>
+              <w:jc w:val="center"/>
             </w:pPr>
             <w:r>
               <w:rPr>
@@ -9681,7 +10128,7 @@
           <w:p>
             <w:pPr>
               <w:pStyle w:val="Compact"/>
-              <w:jc w:val="left"/>
+              <w:jc w:val="center"/>
             </w:pPr>
             <w:r>
               <w:rPr>
@@ -9708,7 +10155,7 @@
           <w:p>
             <w:pPr>
               <w:pStyle w:val="Compact"/>
-              <w:jc w:val="left"/>
+              <w:jc w:val="center"/>
             </w:pPr>
             <w:r>
               <w:rPr>
@@ -9723,7 +10170,7 @@
           <w:p>
             <w:pPr>
               <w:pStyle w:val="Compact"/>
-              <w:jc w:val="left"/>
+              <w:jc w:val="center"/>
             </w:pPr>
             <w:r>
               <w:rPr>
@@ -9740,7 +10187,7 @@
           <w:p>
             <w:pPr>
               <w:pStyle w:val="Compact"/>
-              <w:jc w:val="left"/>
+              <w:jc w:val="center"/>
             </w:pPr>
             <w:r>
               <w:rPr>
@@ -9767,7 +10214,7 @@
           <w:p>
             <w:pPr>
               <w:pStyle w:val="Compact"/>
-              <w:jc w:val="left"/>
+              <w:jc w:val="center"/>
             </w:pPr>
             <w:r>
               <w:rPr>
@@ -9782,7 +10229,7 @@
           <w:p>
             <w:pPr>
               <w:pStyle w:val="Compact"/>
-              <w:jc w:val="left"/>
+              <w:jc w:val="center"/>
             </w:pPr>
             <w:r>
               <w:rPr>
@@ -9799,7 +10246,7 @@
           <w:p>
             <w:pPr>
               <w:pStyle w:val="Compact"/>
-              <w:jc w:val="left"/>
+              <w:jc w:val="center"/>
             </w:pPr>
             <w:r>
               <w:rPr>
@@ -9826,7 +10273,7 @@
           <w:p>
             <w:pPr>
               <w:pStyle w:val="Compact"/>
-              <w:jc w:val="left"/>
+              <w:jc w:val="center"/>
             </w:pPr>
             <w:r>
               <w:rPr>
@@ -9841,7 +10288,7 @@
           <w:p>
             <w:pPr>
               <w:pStyle w:val="Compact"/>
-              <w:jc w:val="left"/>
+              <w:jc w:val="center"/>
             </w:pPr>
             <w:r>
               <w:rPr>
@@ -9858,7 +10305,7 @@
           <w:p>
             <w:pPr>
               <w:pStyle w:val="Compact"/>
-              <w:jc w:val="left"/>
+              <w:jc w:val="center"/>
             </w:pPr>
             <w:r>
               <w:rPr>
@@ -9885,7 +10332,7 @@
           <w:p>
             <w:pPr>
               <w:pStyle w:val="Compact"/>
-              <w:jc w:val="left"/>
+              <w:jc w:val="center"/>
             </w:pPr>
             <w:r>
               <w:rPr>
@@ -9900,7 +10347,7 @@
           <w:p>
             <w:pPr>
               <w:pStyle w:val="Compact"/>
-              <w:jc w:val="left"/>
+              <w:jc w:val="center"/>
             </w:pPr>
             <w:r>
               <w:rPr>
@@ -9917,7 +10364,7 @@
           <w:p>
             <w:pPr>
               <w:pStyle w:val="Compact"/>
-              <w:jc w:val="left"/>
+              <w:jc w:val="center"/>
             </w:pPr>
             <w:r>
               <w:rPr>
@@ -9944,7 +10391,7 @@
           <w:p>
             <w:pPr>
               <w:pStyle w:val="Compact"/>
-              <w:jc w:val="left"/>
+              <w:jc w:val="center"/>
             </w:pPr>
             <w:r>
               <w:rPr>
@@ -9972,7 +10419,7 @@
           <w:p>
             <w:pPr>
               <w:pStyle w:val="Compact"/>
-              <w:jc w:val="left"/>
+              <w:jc w:val="center"/>
             </w:pPr>
             <w:r>
               <w:rPr>
@@ -9989,7 +10436,7 @@
           <w:p>
             <w:pPr>
               <w:pStyle w:val="Compact"/>
-              <w:jc w:val="left"/>
+              <w:jc w:val="center"/>
             </w:pPr>
             <w:r>
               <w:rPr>
@@ -10016,7 +10463,7 @@
           <w:p>
             <w:pPr>
               <w:pStyle w:val="Compact"/>
-              <w:jc w:val="left"/>
+              <w:jc w:val="center"/>
             </w:pPr>
             <w:r>
               <w:rPr>
@@ -10031,7 +10478,7 @@
           <w:p>
             <w:pPr>
               <w:pStyle w:val="Compact"/>
-              <w:jc w:val="left"/>
+              <w:jc w:val="center"/>
             </w:pPr>
             <w:r>
               <w:rPr>
@@ -10048,7 +10495,7 @@
           <w:p>
             <w:pPr>
               <w:pStyle w:val="Compact"/>
-              <w:jc w:val="left"/>
+              <w:jc w:val="center"/>
             </w:pPr>
             <w:r>
               <w:rPr>
@@ -10075,7 +10522,7 @@
           <w:p>
             <w:pPr>
               <w:pStyle w:val="Compact"/>
-              <w:jc w:val="left"/>
+              <w:jc w:val="center"/>
             </w:pPr>
             <w:r>
               <w:rPr>
@@ -10090,7 +10537,7 @@
           <w:p>
             <w:pPr>
               <w:pStyle w:val="Compact"/>
-              <w:jc w:val="left"/>
+              <w:jc w:val="center"/>
             </w:pPr>
             <w:r>
               <w:rPr>
@@ -10109,8 +10556,8 @@
         </w:pict>
       </w:r>
     </w:p>
-    <w:bookmarkEnd w:id="43"/>
-    <w:bookmarkStart w:id="46" w:name="十方法总结与口诀"/>
+    <w:bookmarkEnd w:id="52"/>
+    <w:bookmarkStart w:id="55" w:name="十方法总结与口诀"/>
     <w:p>
       <w:pPr>
         <w:pStyle w:val="Heading2"/>
@@ -10122,7 +10569,7 @@
         <w:t xml:space="preserve">十、方法总结与口诀</w:t>
       </w:r>
     </w:p>
-    <w:bookmarkStart w:id="44" w:name="五大体系第一判断按钮"/>
+    <w:bookmarkStart w:id="53" w:name="五大体系第一判断按钮"/>
     <w:p>
       <w:pPr>
         <w:pStyle w:val="Heading3"/>
@@ -10155,7 +10602,7 @@
           <w:p>
             <w:pPr>
               <w:pStyle w:val="Compact"/>
-              <w:jc w:val="left"/>
+              <w:jc w:val="center"/>
             </w:pPr>
             <w:r>
               <w:rPr>
@@ -10171,7 +10618,7 @@
           <w:p>
             <w:pPr>
               <w:pStyle w:val="Compact"/>
-              <w:jc w:val="left"/>
+              <w:jc w:val="center"/>
             </w:pPr>
             <w:r>
               <w:rPr>
@@ -10187,7 +10634,7 @@
           <w:p>
             <w:pPr>
               <w:pStyle w:val="Compact"/>
-              <w:jc w:val="left"/>
+              <w:jc w:val="center"/>
             </w:pPr>
             <w:r>
               <w:rPr>
@@ -10205,7 +10652,7 @@
           <w:p>
             <w:pPr>
               <w:pStyle w:val="Compact"/>
-              <w:jc w:val="left"/>
+              <w:jc w:val="center"/>
             </w:pPr>
             <w:r>
               <w:rPr>
@@ -10220,7 +10667,7 @@
           <w:p>
             <w:pPr>
               <w:pStyle w:val="Compact"/>
-              <w:jc w:val="left"/>
+              <w:jc w:val="center"/>
             </w:pPr>
             <w:r>
               <w:rPr>
@@ -10235,7 +10682,7 @@
           <w:p>
             <w:pPr>
               <w:pStyle w:val="Compact"/>
-              <w:jc w:val="left"/>
+              <w:jc w:val="center"/>
             </w:pPr>
             <w:r>
               <w:rPr>
@@ -10252,7 +10699,7 @@
           <w:p>
             <w:pPr>
               <w:pStyle w:val="Compact"/>
-              <w:jc w:val="left"/>
+              <w:jc w:val="center"/>
             </w:pPr>
             <w:r>
               <w:rPr>
@@ -10267,7 +10714,7 @@
           <w:p>
             <w:pPr>
               <w:pStyle w:val="Compact"/>
-              <w:jc w:val="left"/>
+              <w:jc w:val="center"/>
             </w:pPr>
             <w:r>
               <w:rPr>
@@ -10282,7 +10729,7 @@
           <w:p>
             <w:pPr>
               <w:pStyle w:val="Compact"/>
-              <w:jc w:val="left"/>
+              <w:jc w:val="center"/>
             </w:pPr>
             <w:r>
               <w:rPr>
@@ -10299,7 +10746,7 @@
           <w:p>
             <w:pPr>
               <w:pStyle w:val="Compact"/>
-              <w:jc w:val="left"/>
+              <w:jc w:val="center"/>
             </w:pPr>
             <w:r>
               <w:rPr>
@@ -10314,7 +10761,7 @@
           <w:p>
             <w:pPr>
               <w:pStyle w:val="Compact"/>
-              <w:jc w:val="left"/>
+              <w:jc w:val="center"/>
             </w:pPr>
             <w:r>
               <w:rPr>
@@ -10329,7 +10776,7 @@
           <w:p>
             <w:pPr>
               <w:pStyle w:val="Compact"/>
-              <w:jc w:val="left"/>
+              <w:jc w:val="center"/>
             </w:pPr>
             <w:r>
               <w:rPr>
@@ -10346,7 +10793,7 @@
           <w:p>
             <w:pPr>
               <w:pStyle w:val="Compact"/>
-              <w:jc w:val="left"/>
+              <w:jc w:val="center"/>
             </w:pPr>
             <w:r>
               <w:rPr>
@@ -10361,7 +10808,7 @@
           <w:p>
             <w:pPr>
               <w:pStyle w:val="Compact"/>
-              <w:jc w:val="left"/>
+              <w:jc w:val="center"/>
             </w:pPr>
             <w:r>
               <w:rPr>
@@ -10376,7 +10823,7 @@
           <w:p>
             <w:pPr>
               <w:pStyle w:val="Compact"/>
-              <w:jc w:val="left"/>
+              <w:jc w:val="center"/>
             </w:pPr>
             <w:r>
               <w:rPr>
@@ -10393,7 +10840,7 @@
           <w:p>
             <w:pPr>
               <w:pStyle w:val="Compact"/>
-              <w:jc w:val="left"/>
+              <w:jc w:val="center"/>
             </w:pPr>
             <w:r>
               <w:rPr>
@@ -10408,7 +10855,7 @@
           <w:p>
             <w:pPr>
               <w:pStyle w:val="Compact"/>
-              <w:jc w:val="left"/>
+              <w:jc w:val="center"/>
             </w:pPr>
             <w:r>
               <w:rPr>
@@ -10423,7 +10870,7 @@
           <w:p>
             <w:pPr>
               <w:pStyle w:val="Compact"/>
-              <w:jc w:val="left"/>
+              <w:jc w:val="center"/>
             </w:pPr>
             <w:r>
               <w:rPr>
@@ -10435,8 +10882,8 @@
         </w:tc>
       </w:tr>
     </w:tbl>
-    <w:bookmarkEnd w:id="44"/>
-    <w:bookmarkStart w:id="45" w:name="重点口诀"/>
+    <w:bookmarkEnd w:id="53"/>
+    <w:bookmarkStart w:id="54" w:name="重点口诀"/>
     <w:p>
       <w:pPr>
         <w:pStyle w:val="Heading3"/>
@@ -10564,9 +11011,9 @@
         </w:pict>
       </w:r>
     </w:p>
-    <w:bookmarkEnd w:id="45"/>
-    <w:bookmarkEnd w:id="46"/>
-    <w:bookmarkStart w:id="47" w:name="十一核心速查卡"/>
+    <w:bookmarkEnd w:id="54"/>
+    <w:bookmarkEnd w:id="55"/>
+    <w:bookmarkStart w:id="56" w:name="十一核心速查卡"/>
     <w:p>
       <w:pPr>
         <w:pStyle w:val="Heading2"/>
@@ -10600,7 +11047,7 @@
           <w:p>
             <w:pPr>
               <w:pStyle w:val="Compact"/>
-              <w:jc w:val="left"/>
+              <w:jc w:val="center"/>
             </w:pPr>
             <w:r>
               <w:rPr>
@@ -10616,7 +11063,7 @@
           <w:p>
             <w:pPr>
               <w:pStyle w:val="Compact"/>
-              <w:jc w:val="left"/>
+              <w:jc w:val="center"/>
             </w:pPr>
             <w:r>
               <w:rPr>
@@ -10632,7 +11079,7 @@
           <w:p>
             <w:pPr>
               <w:pStyle w:val="Compact"/>
-              <w:jc w:val="left"/>
+              <w:jc w:val="center"/>
             </w:pPr>
             <w:r>
               <w:rPr>
@@ -10648,7 +11095,7 @@
           <w:p>
             <w:pPr>
               <w:pStyle w:val="Compact"/>
-              <w:jc w:val="left"/>
+              <w:jc w:val="center"/>
             </w:pPr>
             <w:r>
               <w:rPr>
@@ -10666,7 +11113,7 @@
           <w:p>
             <w:pPr>
               <w:pStyle w:val="Compact"/>
-              <w:jc w:val="left"/>
+              <w:jc w:val="center"/>
             </w:pPr>
             <w:r>
               <w:rPr>
@@ -10683,7 +11130,7 @@
           <w:p>
             <w:pPr>
               <w:pStyle w:val="Compact"/>
-              <w:jc w:val="left"/>
+              <w:jc w:val="center"/>
             </w:pPr>
             <w:r>
               <w:rPr>
@@ -10698,7 +11145,7 @@
           <w:p>
             <w:pPr>
               <w:pStyle w:val="Compact"/>
-              <w:jc w:val="left"/>
+              <w:jc w:val="center"/>
             </w:pPr>
             <w:r>
               <w:rPr>
@@ -10713,7 +11160,7 @@
           <w:p>
             <w:pPr>
               <w:pStyle w:val="Compact"/>
-              <w:jc w:val="left"/>
+              <w:jc w:val="center"/>
             </w:pPr>
             <w:r>
               <w:rPr>
@@ -10730,7 +11177,7 @@
           <w:p>
             <w:pPr>
               <w:pStyle w:val="Compact"/>
-              <w:jc w:val="left"/>
+              <w:jc w:val="center"/>
             </w:pPr>
             <w:r>
               <w:rPr>
@@ -10747,7 +11194,7 @@
           <w:p>
             <w:pPr>
               <w:pStyle w:val="Compact"/>
-              <w:jc w:val="left"/>
+              <w:jc w:val="center"/>
             </w:pPr>
             <w:r>
               <w:rPr>
@@ -10762,7 +11209,7 @@
           <w:p>
             <w:pPr>
               <w:pStyle w:val="Compact"/>
-              <w:jc w:val="left"/>
+              <w:jc w:val="center"/>
             </w:pPr>
             <w:r>
               <w:rPr>
@@ -10777,7 +11224,7 @@
           <w:p>
             <w:pPr>
               <w:pStyle w:val="Compact"/>
-              <w:jc w:val="left"/>
+              <w:jc w:val="center"/>
             </w:pPr>
             <w:r>
               <w:rPr>
@@ -10794,7 +11241,7 @@
           <w:p>
             <w:pPr>
               <w:pStyle w:val="Compact"/>
-              <w:jc w:val="left"/>
+              <w:jc w:val="center"/>
             </w:pPr>
             <w:r>
               <w:rPr>
@@ -10811,7 +11258,7 @@
           <w:p>
             <w:pPr>
               <w:pStyle w:val="Compact"/>
-              <w:jc w:val="left"/>
+              <w:jc w:val="center"/>
             </w:pPr>
             <w:r>
               <w:rPr>
@@ -10826,7 +11273,7 @@
           <w:p>
             <w:pPr>
               <w:pStyle w:val="Compact"/>
-              <w:jc w:val="left"/>
+              <w:jc w:val="center"/>
             </w:pPr>
             <w:r>
               <w:rPr>
@@ -10841,7 +11288,7 @@
           <w:p>
             <w:pPr>
               <w:pStyle w:val="Compact"/>
-              <w:jc w:val="left"/>
+              <w:jc w:val="center"/>
             </w:pPr>
             <w:r>
               <w:rPr>
@@ -10858,7 +11305,7 @@
           <w:p>
             <w:pPr>
               <w:pStyle w:val="Compact"/>
-              <w:jc w:val="left"/>
+              <w:jc w:val="center"/>
             </w:pPr>
             <w:r>
               <w:rPr>
@@ -10875,7 +11322,7 @@
           <w:p>
             <w:pPr>
               <w:pStyle w:val="Compact"/>
-              <w:jc w:val="left"/>
+              <w:jc w:val="center"/>
             </w:pPr>
             <w:r>
               <w:rPr>
@@ -10890,7 +11337,7 @@
           <w:p>
             <w:pPr>
               <w:pStyle w:val="Compact"/>
-              <w:jc w:val="left"/>
+              <w:jc w:val="center"/>
             </w:pPr>
             <w:r>
               <w:rPr>
@@ -10905,7 +11352,7 @@
           <w:p>
             <w:pPr>
               <w:pStyle w:val="Compact"/>
-              <w:jc w:val="left"/>
+              <w:jc w:val="center"/>
             </w:pPr>
             <w:r>
               <w:rPr>
@@ -10922,7 +11369,7 @@
           <w:p>
             <w:pPr>
               <w:pStyle w:val="Compact"/>
-              <w:jc w:val="left"/>
+              <w:jc w:val="center"/>
             </w:pPr>
             <w:r>
               <w:rPr>
@@ -10939,7 +11386,7 @@
           <w:p>
             <w:pPr>
               <w:pStyle w:val="Compact"/>
-              <w:jc w:val="left"/>
+              <w:jc w:val="center"/>
             </w:pPr>
             <w:r>
               <w:rPr>
@@ -10954,7 +11401,7 @@
           <w:p>
             <w:pPr>
               <w:pStyle w:val="Compact"/>
-              <w:jc w:val="left"/>
+              <w:jc w:val="center"/>
             </w:pPr>
             <w:r>
               <w:rPr>
@@ -10969,7 +11416,7 @@
           <w:p>
             <w:pPr>
               <w:pStyle w:val="Compact"/>
-              <w:jc w:val="left"/>
+              <w:jc w:val="center"/>
             </w:pPr>
             <w:r>
               <w:rPr>
@@ -10986,7 +11433,7 @@
           <w:p>
             <w:pPr>
               <w:pStyle w:val="Compact"/>
-              <w:jc w:val="left"/>
+              <w:jc w:val="center"/>
             </w:pPr>
             <w:r>
               <w:rPr>
@@ -11003,7 +11450,7 @@
           <w:p>
             <w:pPr>
               <w:pStyle w:val="Compact"/>
-              <w:jc w:val="left"/>
+              <w:jc w:val="center"/>
             </w:pPr>
             <w:r>
               <w:rPr>
@@ -11018,7 +11465,7 @@
           <w:p>
             <w:pPr>
               <w:pStyle w:val="Compact"/>
-              <w:jc w:val="left"/>
+              <w:jc w:val="center"/>
             </w:pPr>
             <w:r>
               <w:rPr>
@@ -11033,7 +11480,7 @@
           <w:p>
             <w:pPr>
               <w:pStyle w:val="Compact"/>
-              <w:jc w:val="left"/>
+              <w:jc w:val="center"/>
             </w:pPr>
             <w:r>
               <w:rPr>
@@ -11050,7 +11497,7 @@
           <w:p>
             <w:pPr>
               <w:pStyle w:val="Compact"/>
-              <w:jc w:val="left"/>
+              <w:jc w:val="center"/>
             </w:pPr>
             <w:r>
               <w:rPr>
@@ -11067,7 +11514,7 @@
           <w:p>
             <w:pPr>
               <w:pStyle w:val="Compact"/>
-              <w:jc w:val="left"/>
+              <w:jc w:val="center"/>
             </w:pPr>
             <w:r>
               <w:rPr>
@@ -11082,7 +11529,7 @@
           <w:p>
             <w:pPr>
               <w:pStyle w:val="Compact"/>
-              <w:jc w:val="left"/>
+              <w:jc w:val="center"/>
             </w:pPr>
             <w:r>
               <w:rPr>
@@ -11097,7 +11544,7 @@
           <w:p>
             <w:pPr>
               <w:pStyle w:val="Compact"/>
-              <w:jc w:val="left"/>
+              <w:jc w:val="center"/>
             </w:pPr>
             <w:r>
               <w:rPr>
@@ -11114,7 +11561,7 @@
           <w:p>
             <w:pPr>
               <w:pStyle w:val="Compact"/>
-              <w:jc w:val="left"/>
+              <w:jc w:val="center"/>
             </w:pPr>
             <w:r>
               <w:rPr>
@@ -11131,7 +11578,7 @@
           <w:p>
             <w:pPr>
               <w:pStyle w:val="Compact"/>
-              <w:jc w:val="left"/>
+              <w:jc w:val="center"/>
             </w:pPr>
             <w:r>
               <w:rPr>
@@ -11158,7 +11605,7 @@
           <w:p>
             <w:pPr>
               <w:pStyle w:val="Compact"/>
-              <w:jc w:val="left"/>
+              <w:jc w:val="center"/>
             </w:pPr>
             <w:r>
               <w:rPr>
@@ -11173,7 +11620,7 @@
           <w:p>
             <w:pPr>
               <w:pStyle w:val="Compact"/>
-              <w:jc w:val="left"/>
+              <w:jc w:val="center"/>
             </w:pPr>
             <w:r>
               <w:rPr>
@@ -11190,7 +11637,7 @@
           <w:p>
             <w:pPr>
               <w:pStyle w:val="Compact"/>
-              <w:jc w:val="left"/>
+              <w:jc w:val="center"/>
             </w:pPr>
             <w:r>
               <w:rPr>
@@ -11207,7 +11654,7 @@
           <w:p>
             <w:pPr>
               <w:pStyle w:val="Compact"/>
-              <w:jc w:val="left"/>
+              <w:jc w:val="center"/>
             </w:pPr>
             <w:r>
               <w:rPr>
@@ -11228,7 +11675,7 @@
           <w:p>
             <w:pPr>
               <w:pStyle w:val="Compact"/>
-              <w:jc w:val="left"/>
+              <w:jc w:val="center"/>
             </w:pPr>
             <w:r>
               <w:rPr>
@@ -11243,7 +11690,7 @@
           <w:p>
             <w:pPr>
               <w:pStyle w:val="Compact"/>
-              <w:jc w:val="left"/>
+              <w:jc w:val="center"/>
             </w:pPr>
             <w:r>
               <w:rPr>
@@ -11260,7 +11707,7 @@
           <w:p>
             <w:pPr>
               <w:pStyle w:val="Compact"/>
-              <w:jc w:val="left"/>
+              <w:jc w:val="center"/>
             </w:pPr>
             <w:r>
               <w:rPr>
@@ -11277,7 +11724,7 @@
           <w:p>
             <w:pPr>
               <w:pStyle w:val="Compact"/>
-              <w:jc w:val="left"/>
+              <w:jc w:val="center"/>
             </w:pPr>
             <w:r>
               <w:rPr>
@@ -11292,7 +11739,7 @@
           <w:p>
             <w:pPr>
               <w:pStyle w:val="Compact"/>
-              <w:jc w:val="left"/>
+              <w:jc w:val="center"/>
             </w:pPr>
             <w:r>
               <w:rPr>
@@ -11307,7 +11754,7 @@
           <w:p>
             <w:pPr>
               <w:pStyle w:val="Compact"/>
-              <w:jc w:val="left"/>
+              <w:jc w:val="center"/>
             </w:pPr>
             <w:r>
               <w:rPr>
@@ -11326,8 +11773,8 @@
         </w:pict>
       </w:r>
     </w:p>
-    <w:bookmarkEnd w:id="47"/>
-    <w:bookmarkStart w:id="51" w:name="十二练习题"/>
+    <w:bookmarkEnd w:id="56"/>
+    <w:bookmarkStart w:id="60" w:name="十二练习题"/>
     <w:p>
       <w:pPr>
         <w:pStyle w:val="Heading2"/>
@@ -11339,7 +11786,7 @@
         <w:t xml:space="preserve">十二、练习题</w:t>
       </w:r>
     </w:p>
-    <w:bookmarkStart w:id="48" w:name="基础巩固"/>
+    <w:bookmarkStart w:id="57" w:name="基础巩固"/>
     <w:p>
       <w:pPr>
         <w:pStyle w:val="Heading3"/>
@@ -11399,8 +11846,8 @@
         <w:t xml:space="preserve">计算丙氨酸(Ala)的pI，已知pKa₁=2.34，pKa₂=9.69。</w:t>
       </w:r>
     </w:p>
-    <w:bookmarkEnd w:id="48"/>
-    <w:bookmarkStart w:id="49" w:name="提高训练"/>
+    <w:bookmarkEnd w:id="57"/>
+    <w:bookmarkStart w:id="58" w:name="提高训练"/>
     <w:p>
       <w:pPr>
         <w:pStyle w:val="Heading3"/>
@@ -11481,8 +11928,8 @@
         <w:t xml:space="preserve">设计区别D-葡萄糖和甲基-β-D-葡萄糖苷的化学方法（至少两种），说明原理。</w:t>
       </w:r>
     </w:p>
-    <w:bookmarkEnd w:id="49"/>
-    <w:bookmarkStart w:id="50" w:name="挑战"/>
+    <w:bookmarkEnd w:id="58"/>
+    <w:bookmarkStart w:id="59" w:name="挑战"/>
     <w:p>
       <w:pPr>
         <w:pStyle w:val="Heading3"/>
@@ -11559,9 +12006,9 @@
         </w:pict>
       </w:r>
     </w:p>
-    <w:bookmarkEnd w:id="50"/>
-    <w:bookmarkEnd w:id="51"/>
-    <w:bookmarkStart w:id="52" w:name="参考答案"/>
+    <w:bookmarkEnd w:id="59"/>
+    <w:bookmarkEnd w:id="60"/>
+    <w:bookmarkStart w:id="61" w:name="参考答案"/>
     <w:p>
       <w:pPr>
         <w:pStyle w:val="Heading2"/>
@@ -11922,8 +12369,8 @@
         </w:pict>
       </w:r>
     </w:p>
-    <w:bookmarkEnd w:id="52"/>
-    <w:bookmarkStart w:id="53" w:name="拓展与联系"/>
+    <w:bookmarkEnd w:id="61"/>
+    <w:bookmarkStart w:id="62" w:name="拓展与联系"/>
     <w:p>
       <w:pPr>
         <w:pStyle w:val="Heading2"/>
@@ -12127,8 +12574,8 @@
         <w:t xml:space="preserve">本讲关联专题页</w:t>
       </w:r>
     </w:p>
-    <w:bookmarkEnd w:id="53"/>
-    <w:bookmarkEnd w:id="54"/>
+    <w:bookmarkEnd w:id="62"/>
+    <w:bookmarkEnd w:id="63"/>
     <w:sectPr>
       <w:footerReference w:type="default" r:id="rId9"/>
       <w:footnotePr>

--- a/06-学生侧材料/讲义/2026-06-23-杂原子与生物高分子.docx
+++ b/06-学生侧材料/讲义/2026-06-23-杂原子与生物高分子.docx
@@ -1852,8 +1852,15 @@
     </w:tbl>
     <w:p>
       <w:pPr>
-        <w:pStyle w:val="BlockText"/>
-      </w:pPr>
+        <w:pStyle w:val="BodyText"/>
+      </w:pPr>
+      <w:r>
+        <w:rPr>
+          <w:b/>
+          <w:bCs/>
+        </w:rPr>
+        <w:t xml:space="preserve">💡 </w:t>
+      </w:r>
       <w:r>
         <w:rPr>
           <w:rFonts w:hint="eastAsia" w:eastAsia="SimSun" w:ascii="Times New Roman" w:hAnsi="Times New Roman"/>
@@ -2510,8 +2517,14 @@
     </w:p>
     <w:p>
       <w:pPr>
-        <w:pStyle w:val="BlockText"/>
-      </w:pPr>
+        <w:pStyle w:val="FirstParagraph"/>
+      </w:pPr>
+      <w:r>
+        <w:t xml:space="preserve">⚠️</w:t>
+      </w:r>
+      <w:r>
+        <w:t xml:space="preserve"> </w:t>
+      </w:r>
       <w:r>
         <w:rPr>
           <w:rFonts w:hint="eastAsia" w:eastAsia="SimSun" w:ascii="Times New Roman" w:hAnsi="Times New Roman"/>
@@ -3051,8 +3064,15 @@
     </w:p>
     <w:p>
       <w:pPr>
-        <w:pStyle w:val="BlockText"/>
-      </w:pPr>
+        <w:pStyle w:val="BodyText"/>
+      </w:pPr>
+      <w:r>
+        <w:rPr>
+          <w:b/>
+          <w:bCs/>
+        </w:rPr>
+        <w:t xml:space="preserve">💡 </w:t>
+      </w:r>
       <w:r>
         <w:rPr>
           <w:rFonts w:hint="eastAsia" w:eastAsia="SimSun" w:ascii="Times New Roman" w:hAnsi="Times New Roman"/>
@@ -3578,8 +3598,11 @@
     </w:p>
     <w:p>
       <w:pPr>
-        <w:pStyle w:val="BlockText"/>
-      </w:pPr>
+        <w:pStyle w:val="BodyText"/>
+      </w:pPr>
+      <w:r>
+        <w:t xml:space="preserve">💡 </w:t>
+      </w:r>
       <w:r>
         <w:rPr>
           <w:rFonts w:hint="eastAsia" w:eastAsia="SimSun" w:ascii="Times New Roman" w:hAnsi="Times New Roman"/>
@@ -4085,8 +4108,14 @@
     </w:tbl>
     <w:p>
       <w:pPr>
-        <w:pStyle w:val="BlockText"/>
-      </w:pPr>
+        <w:pStyle w:val="BodyText"/>
+      </w:pPr>
+      <w:r>
+        <w:t xml:space="preserve">⚠️</w:t>
+      </w:r>
+      <w:r>
+        <w:t xml:space="preserve"> </w:t>
+      </w:r>
       <w:r>
         <w:rPr>
           <w:rFonts w:hint="eastAsia" w:eastAsia="SimSun" w:ascii="Times New Roman" w:hAnsi="Times New Roman"/>
@@ -5421,8 +5450,15 @@
     </w:tbl>
     <w:p>
       <w:pPr>
-        <w:pStyle w:val="BlockText"/>
-      </w:pPr>
+        <w:pStyle w:val="BodyText"/>
+      </w:pPr>
+      <w:r>
+        <w:rPr>
+          <w:b/>
+          <w:bCs/>
+        </w:rPr>
+        <w:t xml:space="preserve">💡 </w:t>
+      </w:r>
       <w:r>
         <w:rPr>
           <w:rFonts w:hint="eastAsia" w:eastAsia="SimSun" w:ascii="Times New Roman" w:hAnsi="Times New Roman"/>
@@ -6846,8 +6882,15 @@
     </w:p>
     <w:p>
       <w:pPr>
-        <w:pStyle w:val="BlockText"/>
-      </w:pPr>
+        <w:pStyle w:val="BodyText"/>
+      </w:pPr>
+      <w:r>
+        <w:rPr>
+          <w:b/>
+          <w:bCs/>
+        </w:rPr>
+        <w:t xml:space="preserve">💡 </w:t>
+      </w:r>
       <w:r>
         <w:rPr>
           <w:rFonts w:hint="eastAsia" w:eastAsia="SimSun" w:ascii="Times New Roman" w:hAnsi="Times New Roman"/>
@@ -7471,8 +7514,15 @@
     </w:tbl>
     <w:p>
       <w:pPr>
-        <w:pStyle w:val="BlockText"/>
-      </w:pPr>
+        <w:pStyle w:val="BodyText"/>
+      </w:pPr>
+      <w:r>
+        <w:rPr>
+          <w:b/>
+          <w:bCs/>
+        </w:rPr>
+        <w:t xml:space="preserve">💡 </w:t>
+      </w:r>
       <w:r>
         <w:rPr>
           <w:rFonts w:hint="eastAsia" w:eastAsia="SimSun" w:ascii="Times New Roman" w:hAnsi="Times New Roman"/>
@@ -7504,8 +7554,14 @@
     </w:p>
     <w:p>
       <w:pPr>
-        <w:pStyle w:val="BlockText"/>
-      </w:pPr>
+        <w:pStyle w:val="BodyText"/>
+      </w:pPr>
+      <w:r>
+        <w:t xml:space="preserve">⚠️</w:t>
+      </w:r>
+      <w:r>
+        <w:t xml:space="preserve"> </w:t>
+      </w:r>
       <w:r>
         <w:rPr>
           <w:rFonts w:hint="eastAsia" w:eastAsia="SimSun" w:ascii="Times New Roman" w:hAnsi="Times New Roman"/>
